--- a/docs/source/models/risk_exposures/child_growth_failure/wasting/wasting_state_exposure_with_complicated_sam/WASTING CALIBRATION.docx
+++ b/docs/source/models/risk_exposures/child_growth_failure/wasting/wasting_state_exposure_with_complicated_sam/WASTING CALIBRATION.docx
@@ -1,6 +1,6 @@
 
 <file path=word/document.xml><?xml version="1.0" encoding="utf-8"?>
-<w:document xmlns:wpc="http://schemas.microsoft.com/office/word/2010/wordprocessingCanvas" xmlns:cx="http://schemas.microsoft.com/office/drawing/2014/chartex" xmlns:cx1="http://schemas.microsoft.com/office/drawing/2015/9/8/chartex" xmlns:cx2="http://schemas.microsoft.com/office/drawing/2015/10/21/chartex" xmlns:cx3="http://schemas.microsoft.com/office/drawing/2016/5/9/chartex" xmlns:cx4="http://schemas.microsoft.com/office/drawing/2016/5/10/chartex" xmlns:cx5="http://schemas.microsoft.com/office/drawing/2016/5/11/chartex" xmlns:cx6="http://schemas.microsoft.com/office/drawing/2016/5/12/chartex" xmlns:cx7="http://schemas.microsoft.com/office/drawing/2016/5/13/chartex" xmlns:cx8="http://schemas.microsoft.com/office/drawing/2016/5/14/chartex" xmlns:mc="http://schemas.openxmlformats.org/markup-compatibility/2006" xmlns:aink="http://schemas.microsoft.com/office/drawing/2016/ink" xmlns:am3d="http://schemas.microsoft.com/office/drawing/2017/model3d" xmlns:o="urn:schemas-microsoft-com:office:office" xmlns:oel="http://schemas.microsoft.com/office/2019/extlst" xmlns:r="http://schemas.openxmlformats.org/officeDocument/2006/relationships" xmlns:m="http://schemas.openxmlformats.org/officeDocument/2006/math" xmlns:v="urn:schemas-microsoft-com:vml" xmlns:wp14="http://schemas.microsoft.com/office/word/2010/wordprocessingDrawing" xmlns:wp="http://schemas.openxmlformats.org/drawingml/2006/wordprocessingDrawing" xmlns:w10="urn:schemas-microsoft-com:office:word" xmlns:w="http://schemas.openxmlformats.org/wordprocessingml/2006/main" xmlns:w14="http://schemas.microsoft.com/office/word/2010/wordml" xmlns:w15="http://schemas.microsoft.com/office/word/2012/wordml" xmlns:w16cex="http://schemas.microsoft.com/office/word/2018/wordml/cex" xmlns:w16cid="http://schemas.microsoft.com/office/word/2016/wordml/cid" xmlns:w16="http://schemas.microsoft.com/office/word/2018/wordml" xmlns:w16sdtdh="http://schemas.microsoft.com/office/word/2020/wordml/sdtdatahash" xmlns:w16se="http://schemas.microsoft.com/office/word/2015/wordml/symex" xmlns:wpg="http://schemas.microsoft.com/office/word/2010/wordprocessingGroup" xmlns:wpi="http://schemas.microsoft.com/office/word/2010/wordprocessingInk" xmlns:wne="http://schemas.microsoft.com/office/word/2006/wordml" xmlns:wps="http://schemas.microsoft.com/office/word/2010/wordprocessingShape" mc:Ignorable="w14 w15 w16se w16cid w16 w16cex w16sdtdh wp14">
+<w:document xmlns:wpc="http://schemas.microsoft.com/office/word/2010/wordprocessingCanvas" xmlns:cx="http://schemas.microsoft.com/office/drawing/2014/chartex" xmlns:cx1="http://schemas.microsoft.com/office/drawing/2015/9/8/chartex" xmlns:cx2="http://schemas.microsoft.com/office/drawing/2015/10/21/chartex" xmlns:cx3="http://schemas.microsoft.com/office/drawing/2016/5/9/chartex" xmlns:cx4="http://schemas.microsoft.com/office/drawing/2016/5/10/chartex" xmlns:cx5="http://schemas.microsoft.com/office/drawing/2016/5/11/chartex" xmlns:cx6="http://schemas.microsoft.com/office/drawing/2016/5/12/chartex" xmlns:cx7="http://schemas.microsoft.com/office/drawing/2016/5/13/chartex" xmlns:cx8="http://schemas.microsoft.com/office/drawing/2016/5/14/chartex" xmlns:mc="http://schemas.openxmlformats.org/markup-compatibility/2006" xmlns:aink="http://schemas.microsoft.com/office/drawing/2016/ink" xmlns:am3d="http://schemas.microsoft.com/office/drawing/2017/model3d" xmlns:o="urn:schemas-microsoft-com:office:office" xmlns:oel="http://schemas.microsoft.com/office/2019/extlst" xmlns:r="http://schemas.openxmlformats.org/officeDocument/2006/relationships" xmlns:m="http://schemas.openxmlformats.org/officeDocument/2006/math" xmlns:v="urn:schemas-microsoft-com:vml" xmlns:wp14="http://schemas.microsoft.com/office/word/2010/wordprocessingDrawing" xmlns:wp="http://schemas.openxmlformats.org/drawingml/2006/wordprocessingDrawing" xmlns:w10="urn:schemas-microsoft-com:office:word" xmlns:w="http://schemas.openxmlformats.org/wordprocessingml/2006/main" xmlns:w14="http://schemas.microsoft.com/office/word/2010/wordml" xmlns:w15="http://schemas.microsoft.com/office/word/2012/wordml" xmlns:w16cex="http://schemas.microsoft.com/office/word/2018/wordml/cex" xmlns:w16cid="http://schemas.microsoft.com/office/word/2016/wordml/cid" xmlns:w16="http://schemas.microsoft.com/office/word/2018/wordml" xmlns:w16du="http://schemas.microsoft.com/office/word/2023/wordml/word16du" xmlns:w16sdtdh="http://schemas.microsoft.com/office/word/2020/wordml/sdtdatahash" xmlns:w16sdtfl="http://schemas.microsoft.com/office/word/2024/wordml/sdtformatlock" xmlns:w16se="http://schemas.microsoft.com/office/word/2015/wordml/symex" xmlns:wpg="http://schemas.microsoft.com/office/word/2010/wordprocessingGroup" xmlns:wpi="http://schemas.microsoft.com/office/word/2010/wordprocessingInk" xmlns:wne="http://schemas.microsoft.com/office/word/2006/wordml" xmlns:wps="http://schemas.microsoft.com/office/word/2010/wordprocessingShape" mc:Ignorable="w14 w15 w16se w16cid w16 w16cex w16sdtdh w16sdtfl w16du wp14">
   <w:body>
     <w:p>
       <w:pPr>
@@ -33,19 +33,22 @@
         <w:t xml:space="preserve"> </w:t>
       </w:r>
       <w:r>
-        <w:t>Also note that prevalence across all 5 states (including mortality) sum to 1.</w:t>
+        <w:t xml:space="preserve">Also note that prevalence across all </w:t>
+      </w:r>
+      <w:r>
+        <w:t>6</w:t>
+      </w:r>
+      <w:r>
+        <w:t xml:space="preserve"> states (including mortality) sum to 1.</w:t>
       </w:r>
     </w:p>
     <w:p>
       <w:r>
-        <w:rPr>
-          <w:noProof/>
-        </w:rPr>
         <w:drawing>
-          <wp:inline distT="0" distB="0" distL="0" distR="0" wp14:anchorId="1B99282F" wp14:editId="4E6197BD">
-            <wp:extent cx="5943600" cy="2758440"/>
-            <wp:effectExtent l="0" t="0" r="0" b="3810"/>
-            <wp:docPr id="1" name="Picture 1" descr="A diagram of a cat&#10;&#10;Description automatically generated"/>
+          <wp:inline distT="0" distB="0" distL="0" distR="0" wp14:anchorId="7F7A7431" wp14:editId="265AFCEF">
+            <wp:extent cx="5943600" cy="1931035"/>
+            <wp:effectExtent l="0" t="0" r="0" b="0"/>
+            <wp:docPr id="1476478961" name="Picture 1"/>
             <wp:cNvGraphicFramePr>
               <a:graphicFrameLocks xmlns:a="http://schemas.openxmlformats.org/drawingml/2006/main" noChangeAspect="1"/>
             </wp:cNvGraphicFramePr>
@@ -53,7 +56,7 @@
               <a:graphicData uri="http://schemas.openxmlformats.org/drawingml/2006/picture">
                 <pic:pic xmlns:pic="http://schemas.openxmlformats.org/drawingml/2006/picture">
                   <pic:nvPicPr>
-                    <pic:cNvPr id="1" name="Picture 1" descr="A diagram of a cat&#10;&#10;Description automatically generated"/>
+                    <pic:cNvPr id="1476478961" name=""/>
                     <pic:cNvPicPr/>
                   </pic:nvPicPr>
                   <pic:blipFill>
@@ -65,7 +68,7 @@
                   <pic:spPr>
                     <a:xfrm>
                       <a:off x="0" y="0"/>
-                      <a:ext cx="5943600" cy="2758440"/>
+                      <a:ext cx="5943600" cy="1931035"/>
                     </a:xfrm>
                     <a:prstGeom prst="rect">
                       <a:avLst/>
@@ -111,15 +114,15 @@
         <w:tblLook w:val="04A0" w:firstRow="1" w:lastRow="0" w:firstColumn="1" w:lastColumn="0" w:noHBand="0" w:noVBand="1"/>
       </w:tblPr>
       <w:tblGrid>
-        <w:gridCol w:w="1236"/>
-        <w:gridCol w:w="2247"/>
-        <w:gridCol w:w="1102"/>
-        <w:gridCol w:w="4765"/>
+        <w:gridCol w:w="2742"/>
+        <w:gridCol w:w="2486"/>
+        <w:gridCol w:w="1153"/>
+        <w:gridCol w:w="2969"/>
       </w:tblGrid>
       <w:tr>
         <w:tc>
           <w:tcPr>
-            <w:tcW w:w="1236" w:type="dxa"/>
+            <w:tcW w:w="2742" w:type="dxa"/>
           </w:tcPr>
           <w:p>
             <w:pPr>
@@ -141,7 +144,7 @@
         </w:tc>
         <w:tc>
           <w:tcPr>
-            <w:tcW w:w="2247" w:type="dxa"/>
+            <w:tcW w:w="2486" w:type="dxa"/>
           </w:tcPr>
           <w:p>
             <w:pPr>
@@ -161,7 +164,7 @@
         </w:tc>
         <w:tc>
           <w:tcPr>
-            <w:tcW w:w="1102" w:type="dxa"/>
+            <w:tcW w:w="1153" w:type="dxa"/>
           </w:tcPr>
           <w:p>
             <w:pPr>
@@ -181,7 +184,7 @@
         </w:tc>
         <w:tc>
           <w:tcPr>
-            <w:tcW w:w="4765" w:type="dxa"/>
+            <w:tcW w:w="2969" w:type="dxa"/>
           </w:tcPr>
           <w:p>
             <w:pPr>
@@ -203,7 +206,7 @@
       <w:tr>
         <w:tc>
           <w:tcPr>
-            <w:tcW w:w="1236" w:type="dxa"/>
+            <w:tcW w:w="2742" w:type="dxa"/>
           </w:tcPr>
           <w:p>
             <m:oMathPara>
@@ -240,7 +243,7 @@
         </w:tc>
         <w:tc>
           <w:tcPr>
-            <w:tcW w:w="2247" w:type="dxa"/>
+            <w:tcW w:w="2486" w:type="dxa"/>
           </w:tcPr>
           <w:p>
             <w:r>
@@ -259,17 +262,17 @@
         </w:tc>
         <w:tc>
           <w:tcPr>
-            <w:tcW w:w="1102" w:type="dxa"/>
-          </w:tcPr>
-          <w:p>
-            <w:r>
-              <w:t>Known</w:t>
-            </w:r>
-          </w:p>
-        </w:tc>
-        <w:tc>
-          <w:tcPr>
-            <w:tcW w:w="4765" w:type="dxa"/>
+            <w:tcW w:w="1153" w:type="dxa"/>
+          </w:tcPr>
+          <w:p>
+            <w:r>
+              <w:t>Sampled from known range</w:t>
+            </w:r>
+          </w:p>
+        </w:tc>
+        <w:tc>
+          <w:tcPr>
+            <w:tcW w:w="2969" w:type="dxa"/>
           </w:tcPr>
           <w:p>
             <w:r>
@@ -281,7 +284,7 @@
       <w:tr>
         <w:tc>
           <w:tcPr>
-            <w:tcW w:w="1236" w:type="dxa"/>
+            <w:tcW w:w="2742" w:type="dxa"/>
           </w:tcPr>
           <w:p>
             <m:oMathPara>
@@ -318,7 +321,7 @@
         </w:tc>
         <w:tc>
           <w:tcPr>
-            <w:tcW w:w="2247" w:type="dxa"/>
+            <w:tcW w:w="2486" w:type="dxa"/>
           </w:tcPr>
           <w:p>
             <w:r>
@@ -337,17 +340,17 @@
         </w:tc>
         <w:tc>
           <w:tcPr>
-            <w:tcW w:w="1102" w:type="dxa"/>
-          </w:tcPr>
-          <w:p>
-            <w:r>
-              <w:t>Known</w:t>
-            </w:r>
-          </w:p>
-        </w:tc>
-        <w:tc>
-          <w:tcPr>
-            <w:tcW w:w="4765" w:type="dxa"/>
+            <w:tcW w:w="1153" w:type="dxa"/>
+          </w:tcPr>
+          <w:p>
+            <w:r>
+              <w:t>Sampled from known range</w:t>
+            </w:r>
+          </w:p>
+        </w:tc>
+        <w:tc>
+          <w:tcPr>
+            <w:tcW w:w="2969" w:type="dxa"/>
           </w:tcPr>
           <w:p>
             <w:r>
@@ -359,7 +362,7 @@
       <w:tr>
         <w:tc>
           <w:tcPr>
-            <w:tcW w:w="1236" w:type="dxa"/>
+            <w:tcW w:w="2742" w:type="dxa"/>
           </w:tcPr>
           <w:p>
             <m:oMathPara>
@@ -396,30 +399,36 @@
         </w:tc>
         <w:tc>
           <w:tcPr>
-            <w:tcW w:w="2247" w:type="dxa"/>
+            <w:tcW w:w="2486" w:type="dxa"/>
           </w:tcPr>
           <w:p>
             <w:r>
               <w:t>Daily i</w:t>
             </w:r>
             <w:r>
-              <w:t>ncidence rate from MAM to SAM</w:t>
-            </w:r>
-          </w:p>
-        </w:tc>
-        <w:tc>
-          <w:tcPr>
-            <w:tcW w:w="1102" w:type="dxa"/>
-          </w:tcPr>
-          <w:p>
-            <w:r>
-              <w:t>Known</w:t>
-            </w:r>
-          </w:p>
-        </w:tc>
-        <w:tc>
-          <w:tcPr>
-            <w:tcW w:w="4765" w:type="dxa"/>
+              <w:t xml:space="preserve">ncidence rate from MAM to </w:t>
+            </w:r>
+            <w:r>
+              <w:t xml:space="preserve">uncomplicated </w:t>
+            </w:r>
+            <w:r>
+              <w:t>SAM</w:t>
+            </w:r>
+          </w:p>
+        </w:tc>
+        <w:tc>
+          <w:tcPr>
+            <w:tcW w:w="1153" w:type="dxa"/>
+          </w:tcPr>
+          <w:p>
+            <w:r>
+              <w:t>Sampled from known range</w:t>
+            </w:r>
+          </w:p>
+        </w:tc>
+        <w:tc>
+          <w:tcPr>
+            <w:tcW w:w="2969" w:type="dxa"/>
           </w:tcPr>
           <w:p>
             <w:r>
@@ -431,13 +440,12 @@
       <w:tr>
         <w:tc>
           <w:tcPr>
-            <w:tcW w:w="1236" w:type="dxa"/>
+            <w:tcW w:w="2742" w:type="dxa"/>
           </w:tcPr>
           <w:p>
             <w:pPr>
               <w:rPr>
-                <w:b/>
-                <w:bCs/>
+                <w:rFonts w:ascii="Calibri" w:eastAsia="Calibri" w:hAnsi="Calibri" w:cs="Times New Roman"/>
               </w:rPr>
             </w:pPr>
             <m:oMathPara>
@@ -447,6 +455,225 @@
                     <m:ctrlPr>
                       <w:rPr>
                         <w:rFonts w:ascii="Cambria Math" w:hAnsi="Cambria Math"/>
+                        <w:i/>
+                      </w:rPr>
+                    </m:ctrlPr>
+                  </m:sSubPr>
+                  <m:e>
+                    <m:r>
+                      <w:rPr>
+                        <w:rFonts w:ascii="Cambria Math" w:hAnsi="Cambria Math"/>
+                      </w:rPr>
+                      <m:t>i</m:t>
+                    </m:r>
+                  </m:e>
+                  <m:sub>
+                    <m:r>
+                      <w:rPr>
+                        <w:rFonts w:ascii="Cambria Math" w:hAnsi="Cambria Math"/>
+                      </w:rPr>
+                      <m:t>c</m:t>
+                    </m:r>
+                  </m:sub>
+                </m:sSub>
+              </m:oMath>
+            </m:oMathPara>
+          </w:p>
+        </w:tc>
+        <w:tc>
+          <w:tcPr>
+            <w:tcW w:w="2486" w:type="dxa"/>
+          </w:tcPr>
+          <w:p>
+            <w:r>
+              <w:t>Daily incidence rate from uncomplicated SAM to complicated SAM</w:t>
+            </w:r>
+          </w:p>
+        </w:tc>
+        <w:tc>
+          <w:tcPr>
+            <w:tcW w:w="1153" w:type="dxa"/>
+          </w:tcPr>
+          <w:p>
+            <w:r>
+              <w:t>Known, calculated from values sampled from known range</w:t>
+            </w:r>
+          </w:p>
+        </w:tc>
+        <w:tc>
+          <w:tcPr>
+            <w:tcW w:w="2969" w:type="dxa"/>
+          </w:tcPr>
+          <w:p>
+            <w:r>
+              <w:t>{</w:t>
+            </w:r>
+            <w:proofErr w:type="spellStart"/>
+            <w:r>
+              <w:t>complicated_</w:t>
+            </w:r>
+            <w:proofErr w:type="gramStart"/>
+            <w:r>
+              <w:t>deterioration</w:t>
+            </w:r>
+            <w:proofErr w:type="spellEnd"/>
+            <w:r>
+              <w:t xml:space="preserve">} / </w:t>
+            </w:r>
+            <w:r>
+              <w:rPr>
+                <w:rFonts w:ascii="Calibri" w:eastAsia="Calibri" w:hAnsi="Calibri" w:cs="Times New Roman"/>
+              </w:rPr>
+              <w:t>{</w:t>
+            </w:r>
+            <w:proofErr w:type="gramEnd"/>
+            <w:r>
+              <w:rPr>
+                <w:rFonts w:ascii="Calibri" w:eastAsia="Calibri" w:hAnsi="Calibri" w:cs="Times New Roman"/>
+              </w:rPr>
+              <w:t>time to recovery of uncomplicated SAM effectively treated in outpatient setting}</w:t>
+            </w:r>
+          </w:p>
+        </w:tc>
+      </w:tr>
+      <w:tr>
+        <w:tc>
+          <w:tcPr>
+            <w:tcW w:w="2742" w:type="dxa"/>
+          </w:tcPr>
+          <w:p>
+            <w:pPr>
+              <w:rPr>
+                <w:rFonts w:ascii="Calibri" w:eastAsia="Calibri" w:hAnsi="Calibri" w:cs="Times New Roman"/>
+              </w:rPr>
+            </w:pPr>
+            <w:r>
+              <w:rPr>
+                <w:rFonts w:ascii="Calibri" w:eastAsia="Calibri" w:hAnsi="Calibri" w:cs="Times New Roman"/>
+              </w:rPr>
+              <w:t>{complicated deterioration}</w:t>
+            </w:r>
+          </w:p>
+        </w:tc>
+        <w:tc>
+          <w:tcPr>
+            <w:tcW w:w="2486" w:type="dxa"/>
+          </w:tcPr>
+          <w:p>
+            <w:r>
+              <w:t>Proportion of uncomplicated SAM cases that deteriorate to complicated SAM prior to recovery</w:t>
+            </w:r>
+          </w:p>
+        </w:tc>
+        <w:tc>
+          <w:tcPr>
+            <w:tcW w:w="1153" w:type="dxa"/>
+          </w:tcPr>
+          <w:p>
+            <w:r>
+              <w:t>Sampled from known range</w:t>
+            </w:r>
+          </w:p>
+        </w:tc>
+        <w:tc>
+          <w:tcPr>
+            <w:tcW w:w="2969" w:type="dxa"/>
+          </w:tcPr>
+          <w:p>
+            <w:r>
+              <w:t>From literature (see parameter values and sources in vivarium research documentation page)</w:t>
+            </w:r>
+          </w:p>
+        </w:tc>
+      </w:tr>
+      <w:tr>
+        <w:tc>
+          <w:tcPr>
+            <w:tcW w:w="2742" w:type="dxa"/>
+          </w:tcPr>
+          <w:p>
+            <w:pPr>
+              <w:rPr>
+                <w:rFonts w:ascii="Calibri" w:eastAsia="Calibri" w:hAnsi="Calibri" w:cs="Times New Roman"/>
+              </w:rPr>
+            </w:pPr>
+            <w:r>
+              <w:rPr>
+                <w:rFonts w:ascii="Calibri" w:eastAsia="Calibri" w:hAnsi="Calibri" w:cs="Times New Roman"/>
+              </w:rPr>
+              <w:lastRenderedPageBreak/>
+              <w:t>{time to recovery of uncomplicated SAM effectively treated in outpatient setting}</w:t>
+            </w:r>
+          </w:p>
+        </w:tc>
+        <w:tc>
+          <w:tcPr>
+            <w:tcW w:w="2486" w:type="dxa"/>
+          </w:tcPr>
+          <w:p>
+            <w:r>
+              <w:rPr>
+                <w:rFonts w:ascii="Calibri" w:eastAsia="Calibri" w:hAnsi="Calibri" w:cs="Times New Roman"/>
+              </w:rPr>
+              <w:t xml:space="preserve">time to recovery </w:t>
+            </w:r>
+            <w:r>
+              <w:rPr>
+                <w:rFonts w:ascii="Calibri" w:eastAsia="Calibri" w:hAnsi="Calibri" w:cs="Times New Roman"/>
+              </w:rPr>
+              <w:t xml:space="preserve">in days </w:t>
+            </w:r>
+            <w:r>
+              <w:rPr>
+                <w:rFonts w:ascii="Calibri" w:eastAsia="Calibri" w:hAnsi="Calibri" w:cs="Times New Roman"/>
+              </w:rPr>
+              <w:t>of uncomplicated SAM effectively treated in outpatient setting</w:t>
+            </w:r>
+          </w:p>
+        </w:tc>
+        <w:tc>
+          <w:tcPr>
+            <w:tcW w:w="1153" w:type="dxa"/>
+          </w:tcPr>
+          <w:p>
+            <w:r>
+              <w:t>Sampled from known range</w:t>
+            </w:r>
+          </w:p>
+        </w:tc>
+        <w:tc>
+          <w:tcPr>
+            <w:tcW w:w="2969" w:type="dxa"/>
+          </w:tcPr>
+          <w:p>
+            <w:r>
+              <w:t>From literature</w:t>
+            </w:r>
+            <w:r>
+              <w:t>, defined on wasting treatment intervention model document</w:t>
+            </w:r>
+          </w:p>
+        </w:tc>
+      </w:tr>
+      <w:tr>
+        <w:tc>
+          <w:tcPr>
+            <w:tcW w:w="2742" w:type="dxa"/>
+          </w:tcPr>
+          <w:p>
+            <w:pPr>
+              <w:rPr>
+                <w:b/>
+                <w:bCs/>
+              </w:rPr>
+            </w:pPr>
+            <m:oMathPara>
+              <m:oMath>
+                <m:sSub>
+                  <m:sSubPr>
+                    <m:ctrlPr>
+                      <w:rPr>
+                        <w:rFonts w:ascii="Cambria Math" w:hAnsi="Cambria Math"/>
                         <w:b/>
                         <w:bCs/>
                         <w:i/>
@@ -482,7 +709,7 @@
         </w:tc>
         <w:tc>
           <w:tcPr>
-            <w:tcW w:w="2247" w:type="dxa"/>
+            <w:tcW w:w="2486" w:type="dxa"/>
           </w:tcPr>
           <w:p>
             <w:pPr>
@@ -523,7 +750,7 @@
         </w:tc>
         <w:tc>
           <w:tcPr>
-            <w:tcW w:w="1102" w:type="dxa"/>
+            <w:tcW w:w="1153" w:type="dxa"/>
           </w:tcPr>
           <w:p>
             <w:pPr>
@@ -543,7 +770,7 @@
         </w:tc>
         <w:tc>
           <w:tcPr>
-            <w:tcW w:w="4765" w:type="dxa"/>
+            <w:tcW w:w="2969" w:type="dxa"/>
           </w:tcPr>
           <w:p>
             <w:pPr>
@@ -565,7 +792,7 @@
       <w:tr>
         <w:tc>
           <w:tcPr>
-            <w:tcW w:w="1236" w:type="dxa"/>
+            <w:tcW w:w="2742" w:type="dxa"/>
           </w:tcPr>
           <w:p>
             <w:pPr>
@@ -616,7 +843,7 @@
         </w:tc>
         <w:tc>
           <w:tcPr>
-            <w:tcW w:w="2247" w:type="dxa"/>
+            <w:tcW w:w="2486" w:type="dxa"/>
           </w:tcPr>
           <w:p>
             <w:pPr>
@@ -657,7 +884,7 @@
         </w:tc>
         <w:tc>
           <w:tcPr>
-            <w:tcW w:w="1102" w:type="dxa"/>
+            <w:tcW w:w="1153" w:type="dxa"/>
           </w:tcPr>
           <w:p>
             <w:pPr>
@@ -677,7 +904,7 @@
         </w:tc>
         <w:tc>
           <w:tcPr>
-            <w:tcW w:w="4765" w:type="dxa"/>
+            <w:tcW w:w="2969" w:type="dxa"/>
           </w:tcPr>
           <w:p>
             <w:pPr>
@@ -699,7 +926,7 @@
       <w:tr>
         <w:tc>
           <w:tcPr>
-            <w:tcW w:w="1236" w:type="dxa"/>
+            <w:tcW w:w="2742" w:type="dxa"/>
           </w:tcPr>
           <w:p>
             <w:pPr>
@@ -750,7 +977,7 @@
         </w:tc>
         <w:tc>
           <w:tcPr>
-            <w:tcW w:w="2247" w:type="dxa"/>
+            <w:tcW w:w="2486" w:type="dxa"/>
           </w:tcPr>
           <w:p>
             <w:pPr>
@@ -785,33 +1012,27 @@
                 <w:b/>
                 <w:bCs/>
               </w:rPr>
-              <w:t xml:space="preserve"> from SAM to MAM for those untreated or ineffectively treated</w:t>
-            </w:r>
-          </w:p>
-        </w:tc>
-        <w:tc>
-          <w:tcPr>
-            <w:tcW w:w="1102" w:type="dxa"/>
-          </w:tcPr>
-          <w:p>
-            <w:pPr>
+              <w:t xml:space="preserve"> from </w:t>
+            </w:r>
+            <w:r>
               <w:rPr>
                 <w:b/>
                 <w:bCs/>
               </w:rPr>
-            </w:pPr>
+              <w:t xml:space="preserve">uncomplicated </w:t>
+            </w:r>
             <w:r>
               <w:rPr>
                 <w:b/>
                 <w:bCs/>
               </w:rPr>
-              <w:t>Unknown</w:t>
-            </w:r>
-          </w:p>
-        </w:tc>
-        <w:tc>
-          <w:tcPr>
-            <w:tcW w:w="4765" w:type="dxa"/>
+              <w:t>SAM to MAM for those untreated or ineffectively treated</w:t>
+            </w:r>
+          </w:p>
+        </w:tc>
+        <w:tc>
+          <w:tcPr>
+            <w:tcW w:w="1153" w:type="dxa"/>
           </w:tcPr>
           <w:p>
             <w:pPr>
@@ -825,6 +1046,26 @@
                 <w:b/>
                 <w:bCs/>
               </w:rPr>
+              <w:t>Unknown</w:t>
+            </w:r>
+          </w:p>
+        </w:tc>
+        <w:tc>
+          <w:tcPr>
+            <w:tcW w:w="2969" w:type="dxa"/>
+          </w:tcPr>
+          <w:p>
+            <w:pPr>
+              <w:rPr>
+                <w:b/>
+                <w:bCs/>
+              </w:rPr>
+            </w:pPr>
+            <w:r>
+              <w:rPr>
+                <w:b/>
+                <w:bCs/>
+              </w:rPr>
               <w:t>Solved below</w:t>
             </w:r>
           </w:p>
@@ -833,171 +1074,14 @@
       <w:tr>
         <w:tc>
           <w:tcPr>
-            <w:tcW w:w="1236" w:type="dxa"/>
-          </w:tcPr>
-          <w:p>
-            <m:oMathPara>
-              <m:oMath>
-                <m:sSub>
-                  <m:sSubPr>
-                    <m:ctrlPr>
-                      <w:rPr>
-                        <w:rFonts w:ascii="Cambria Math" w:hAnsi="Cambria Math"/>
-                        <w:i/>
-                      </w:rPr>
-                    </m:ctrlPr>
-                  </m:sSubPr>
-                  <m:e>
-                    <m:r>
-                      <w:rPr>
-                        <w:rFonts w:ascii="Cambria Math" w:hAnsi="Cambria Math"/>
-                      </w:rPr>
-                      <m:t>t</m:t>
-                    </m:r>
-                  </m:e>
-                  <m:sub>
-                    <m:r>
-                      <w:rPr>
-                        <w:rFonts w:ascii="Cambria Math" w:hAnsi="Cambria Math"/>
-                      </w:rPr>
-                      <m:t>1</m:t>
-                    </m:r>
-                  </m:sub>
-                </m:sSub>
-              </m:oMath>
-            </m:oMathPara>
-          </w:p>
-        </w:tc>
-        <w:tc>
-          <w:tcPr>
-            <w:tcW w:w="2247" w:type="dxa"/>
-          </w:tcPr>
-          <w:p>
-            <w:r>
-              <w:t>Daily recovery probability to mild of effectively treated SAM</w:t>
-            </w:r>
-          </w:p>
-        </w:tc>
-        <w:tc>
-          <w:tcPr>
-            <w:tcW w:w="1102" w:type="dxa"/>
-          </w:tcPr>
-          <w:p>
-            <w:r>
-              <w:t>Known</w:t>
-            </w:r>
-          </w:p>
-        </w:tc>
-        <w:tc>
-          <w:tcPr>
-            <w:tcW w:w="4765" w:type="dxa"/>
-          </w:tcPr>
-          <w:p>
-            <w:proofErr w:type="spellStart"/>
-            <w:r>
-              <w:t>rate_to_prob</w:t>
-            </w:r>
-            <w:proofErr w:type="spellEnd"/>
-            <w:r>
-              <w:t>(</w:t>
-            </w:r>
-            <w:proofErr w:type="spellStart"/>
-            <w:r>
-              <w:t>r_sam_ux</w:t>
-            </w:r>
-            <w:proofErr w:type="spellEnd"/>
-            <w:r>
-              <w:t>)</w:t>
-            </w:r>
-          </w:p>
-        </w:tc>
-      </w:tr>
-      <w:tr>
-        <w:tc>
-          <w:tcPr>
-            <w:tcW w:w="1236" w:type="dxa"/>
-          </w:tcPr>
-          <w:p>
-            <m:oMathPara>
-              <m:oMath>
-                <m:sSub>
-                  <m:sSubPr>
-                    <m:ctrlPr>
-                      <w:rPr>
-                        <w:rFonts w:ascii="Cambria Math" w:hAnsi="Cambria Math"/>
-                        <w:i/>
-                      </w:rPr>
-                    </m:ctrlPr>
-                  </m:sSubPr>
-                  <m:e>
-                    <m:r>
-                      <w:rPr>
-                        <w:rFonts w:ascii="Cambria Math" w:hAnsi="Cambria Math"/>
-                      </w:rPr>
-                      <m:t>d</m:t>
-                    </m:r>
-                  </m:e>
-                  <m:sub>
-                    <m:r>
-                      <w:rPr>
-                        <w:rFonts w:ascii="Cambria Math" w:hAnsi="Cambria Math"/>
-                      </w:rPr>
-                      <m:t>4</m:t>
-                    </m:r>
-                  </m:sub>
-                </m:sSub>
-              </m:oMath>
-            </m:oMathPara>
-          </w:p>
-        </w:tc>
-        <w:tc>
-          <w:tcPr>
-            <w:tcW w:w="2247" w:type="dxa"/>
-          </w:tcPr>
-          <w:p>
-            <w:r>
-              <w:t>Daily mortality probability from TMREL</w:t>
-            </w:r>
-          </w:p>
-        </w:tc>
-        <w:tc>
-          <w:tcPr>
-            <w:tcW w:w="1102" w:type="dxa"/>
-          </w:tcPr>
-          <w:p>
-            <w:r>
-              <w:t>Known</w:t>
-            </w:r>
-          </w:p>
-        </w:tc>
-        <w:tc>
-          <w:tcPr>
-            <w:tcW w:w="4765" w:type="dxa"/>
-          </w:tcPr>
-          <w:p>
-            <w:proofErr w:type="spellStart"/>
-            <w:r>
-              <w:t>rate_to_prob</w:t>
-            </w:r>
-            <w:proofErr w:type="spellEnd"/>
-            <w:r>
-              <w:t>(mort_cat_4)</w:t>
-            </w:r>
-            <w:r>
-              <w:t>; from GBD (see CGF risk effects model document for more details)</w:t>
-            </w:r>
-          </w:p>
-        </w:tc>
-      </w:tr>
-      <w:tr>
-        <w:tc>
-          <w:tcPr>
-            <w:tcW w:w="1236" w:type="dxa"/>
+            <w:tcW w:w="2742" w:type="dxa"/>
           </w:tcPr>
           <w:p>
             <w:pPr>
               <w:rPr>
                 <w:rFonts w:ascii="Calibri" w:eastAsia="Calibri" w:hAnsi="Calibri" w:cs="Times New Roman"/>
+                <w:b/>
+                <w:bCs/>
               </w:rPr>
             </w:pPr>
             <m:oMathPara>
@@ -1007,24 +1091,32 @@
                     <m:ctrlPr>
                       <w:rPr>
                         <w:rFonts w:ascii="Cambria Math" w:hAnsi="Cambria Math"/>
-                        <w:i/>
-                      </w:rPr>
-                    </m:ctrlPr>
-                  </m:sSubPr>
-                  <m:e>
-                    <m:r>
-                      <w:rPr>
-                        <w:rFonts w:ascii="Cambria Math" w:hAnsi="Cambria Math"/>
-                      </w:rPr>
-                      <m:t>d</m:t>
-                    </m:r>
-                  </m:e>
-                  <m:sub>
-                    <m:r>
-                      <w:rPr>
-                        <w:rFonts w:ascii="Cambria Math" w:hAnsi="Cambria Math"/>
-                      </w:rPr>
-                      <m:t>3</m:t>
+                        <w:b/>
+                        <w:bCs/>
+                        <w:i/>
+                      </w:rPr>
+                    </m:ctrlPr>
+                  </m:sSubPr>
+                  <m:e>
+                    <m:r>
+                      <m:rPr>
+                        <m:sty m:val="bi"/>
+                      </m:rPr>
+                      <w:rPr>
+                        <w:rFonts w:ascii="Cambria Math" w:hAnsi="Cambria Math"/>
+                      </w:rPr>
+                      <m:t>r</m:t>
+                    </m:r>
+                  </m:e>
+                  <m:sub>
+                    <m:r>
+                      <m:rPr>
+                        <m:sty m:val="bi"/>
+                      </m:rPr>
+                      <w:rPr>
+                        <w:rFonts w:ascii="Cambria Math" w:hAnsi="Cambria Math"/>
+                      </w:rPr>
+                      <m:t>2</m:t>
                     </m:r>
                   </m:sub>
                 </m:sSub>
@@ -1034,34 +1126,61 @@
         </w:tc>
         <w:tc>
           <w:tcPr>
-            <w:tcW w:w="2247" w:type="dxa"/>
-          </w:tcPr>
-          <w:p>
-            <w:r>
-              <w:t>Daily mortality probability from mild</w:t>
-            </w:r>
-          </w:p>
-        </w:tc>
-        <w:tc>
-          <w:tcPr>
-            <w:tcW w:w="1102" w:type="dxa"/>
-          </w:tcPr>
-          <w:p>
-            <w:r>
-              <w:t>Known</w:t>
-            </w:r>
-          </w:p>
-        </w:tc>
-        <w:tc>
-          <w:tcPr>
-            <w:tcW w:w="4765" w:type="dxa"/>
-          </w:tcPr>
-          <w:p>
-            <w:r>
-              <w:t>rate_to_prob(mort_cat_3)</w:t>
-            </w:r>
-            <w:r>
-              <w:t>; from GBD (see CGF risk effects model document for more details)</w:t>
+            <w:tcW w:w="2486" w:type="dxa"/>
+          </w:tcPr>
+          <w:p>
+            <w:pPr>
+              <w:rPr>
+                <w:b/>
+                <w:bCs/>
+              </w:rPr>
+            </w:pPr>
+            <w:r>
+              <w:rPr>
+                <w:b/>
+                <w:bCs/>
+              </w:rPr>
+              <w:t>Daily recovery probability from complicated SAM to uncomplicated SAM at baseline, pooled across treated and untreated</w:t>
+            </w:r>
+          </w:p>
+        </w:tc>
+        <w:tc>
+          <w:tcPr>
+            <w:tcW w:w="1153" w:type="dxa"/>
+          </w:tcPr>
+          <w:p>
+            <w:pPr>
+              <w:rPr>
+                <w:b/>
+                <w:bCs/>
+              </w:rPr>
+            </w:pPr>
+            <w:r>
+              <w:rPr>
+                <w:b/>
+                <w:bCs/>
+              </w:rPr>
+              <w:t>Unknown</w:t>
+            </w:r>
+          </w:p>
+        </w:tc>
+        <w:tc>
+          <w:tcPr>
+            <w:tcW w:w="2969" w:type="dxa"/>
+          </w:tcPr>
+          <w:p>
+            <w:pPr>
+              <w:rPr>
+                <w:b/>
+                <w:bCs/>
+              </w:rPr>
+            </w:pPr>
+            <w:r>
+              <w:rPr>
+                <w:b/>
+                <w:bCs/>
+              </w:rPr>
+              <w:t>Solved below</w:t>
             </w:r>
           </w:p>
         </w:tc>
@@ -1069,12 +1188,474 @@
       <w:tr>
         <w:tc>
           <w:tcPr>
-            <w:tcW w:w="1236" w:type="dxa"/>
+            <w:tcW w:w="2742" w:type="dxa"/>
           </w:tcPr>
           <w:p>
             <w:pPr>
               <w:rPr>
                 <w:rFonts w:ascii="Calibri" w:eastAsia="Calibri" w:hAnsi="Calibri" w:cs="Times New Roman"/>
+              </w:rPr>
+            </w:pPr>
+            <w:r>
+              <w:rPr>
+                <w:rFonts w:ascii="Calibri" w:eastAsia="Calibri" w:hAnsi="Calibri" w:cs="Times New Roman"/>
+              </w:rPr>
+              <w:t>S1</w:t>
+            </w:r>
+          </w:p>
+        </w:tc>
+        <w:tc>
+          <w:tcPr>
+            <w:tcW w:w="2486" w:type="dxa"/>
+          </w:tcPr>
+          <w:p>
+            <w:r>
+              <w:t>Daily recovery probability from complicated SAM to uncomplicated SAM for those in inpatient treatment</w:t>
+            </w:r>
+          </w:p>
+        </w:tc>
+        <w:tc>
+          <w:tcPr>
+            <w:tcW w:w="1153" w:type="dxa"/>
+          </w:tcPr>
+          <w:p>
+            <w:r>
+              <w:t>Calculated from values sampled from known ranges</w:t>
+            </w:r>
+          </w:p>
+        </w:tc>
+        <w:tc>
+          <w:tcPr>
+            <w:tcW w:w="2969" w:type="dxa"/>
+          </w:tcPr>
+          <w:p>
+            <w:proofErr w:type="spellStart"/>
+            <w:r>
+              <w:t>Rate_to_</w:t>
+            </w:r>
+            <w:proofErr w:type="gramStart"/>
+            <w:r>
+              <w:t>prob</w:t>
+            </w:r>
+            <w:proofErr w:type="spellEnd"/>
+            <w:r>
+              <w:t>(</w:t>
+            </w:r>
+            <w:proofErr w:type="gramEnd"/>
+            <w:r>
+              <w:t>365</w:t>
+            </w:r>
+            <w:proofErr w:type="gramStart"/>
+            <w:r>
+              <w:t>/(</w:t>
+            </w:r>
+            <w:proofErr w:type="gramEnd"/>
+            <w:r>
+              <w:t>{time to complicated SAM treatment initiation} + {time of inpatient stay for complicated SAM})</w:t>
+            </w:r>
+          </w:p>
+        </w:tc>
+      </w:tr>
+      <w:tr>
+        <w:tc>
+          <w:tcPr>
+            <w:tcW w:w="2742" w:type="dxa"/>
+          </w:tcPr>
+          <w:p>
+            <w:pPr>
+              <w:rPr>
+                <w:rFonts w:ascii="Calibri" w:eastAsia="Calibri" w:hAnsi="Calibri" w:cs="Times New Roman"/>
+              </w:rPr>
+            </w:pPr>
+            <w:r>
+              <w:rPr>
+                <w:rFonts w:ascii="Calibri" w:eastAsia="Calibri" w:hAnsi="Calibri" w:cs="Times New Roman"/>
+              </w:rPr>
+              <w:t>{time to complicated SAM treatment initiation}</w:t>
+            </w:r>
+          </w:p>
+        </w:tc>
+        <w:tc>
+          <w:tcPr>
+            <w:tcW w:w="2486" w:type="dxa"/>
+          </w:tcPr>
+          <w:p>
+            <w:r>
+              <w:t>Average days from the onset of complicated SAM to initiation of inpatient treatment</w:t>
+            </w:r>
+          </w:p>
+        </w:tc>
+        <w:tc>
+          <w:tcPr>
+            <w:tcW w:w="1153" w:type="dxa"/>
+          </w:tcPr>
+          <w:p>
+            <w:r>
+              <w:t>Sampled from range of assumed values</w:t>
+            </w:r>
+          </w:p>
+        </w:tc>
+        <w:tc>
+          <w:tcPr>
+            <w:tcW w:w="2969" w:type="dxa"/>
+          </w:tcPr>
+          <w:p>
+            <w:r>
+              <w:t>See wasting treatment document for values and sources</w:t>
+            </w:r>
+          </w:p>
+        </w:tc>
+      </w:tr>
+      <w:tr>
+        <w:tc>
+          <w:tcPr>
+            <w:tcW w:w="2742" w:type="dxa"/>
+          </w:tcPr>
+          <w:p>
+            <w:pPr>
+              <w:rPr>
+                <w:rFonts w:ascii="Calibri" w:eastAsia="Calibri" w:hAnsi="Calibri" w:cs="Times New Roman"/>
+              </w:rPr>
+            </w:pPr>
+            <w:r>
+              <w:rPr>
+                <w:rFonts w:ascii="Calibri" w:eastAsia="Calibri" w:hAnsi="Calibri" w:cs="Times New Roman"/>
+              </w:rPr>
+              <w:t>{time of inpatient stay for complicated SAM}</w:t>
+            </w:r>
+          </w:p>
+        </w:tc>
+        <w:tc>
+          <w:tcPr>
+            <w:tcW w:w="2486" w:type="dxa"/>
+          </w:tcPr>
+          <w:p>
+            <w:r>
+              <w:t>Average days from admission to discharge for inpatient Sam</w:t>
+            </w:r>
+          </w:p>
+        </w:tc>
+        <w:tc>
+          <w:tcPr>
+            <w:tcW w:w="1153" w:type="dxa"/>
+          </w:tcPr>
+          <w:p>
+            <w:r>
+              <w:t>Sampled from range of known values</w:t>
+            </w:r>
+          </w:p>
+        </w:tc>
+        <w:tc>
+          <w:tcPr>
+            <w:tcW w:w="2969" w:type="dxa"/>
+          </w:tcPr>
+          <w:p>
+            <w:r>
+              <w:t>See wasting treatment document for values and sources</w:t>
+            </w:r>
+          </w:p>
+        </w:tc>
+      </w:tr>
+      <w:tr>
+        <w:tc>
+          <w:tcPr>
+            <w:tcW w:w="2742" w:type="dxa"/>
+          </w:tcPr>
+          <w:p>
+            <m:oMathPara>
+              <m:oMath>
+                <m:sSub>
+                  <m:sSubPr>
+                    <m:ctrlPr>
+                      <w:rPr>
+                        <w:rFonts w:ascii="Cambria Math" w:hAnsi="Cambria Math"/>
+                        <w:i/>
+                      </w:rPr>
+                    </m:ctrlPr>
+                  </m:sSubPr>
+                  <m:e>
+                    <m:r>
+                      <w:rPr>
+                        <w:rFonts w:ascii="Cambria Math" w:hAnsi="Cambria Math"/>
+                      </w:rPr>
+                      <m:t>t</m:t>
+                    </m:r>
+                  </m:e>
+                  <m:sub>
+                    <m:r>
+                      <w:rPr>
+                        <w:rFonts w:ascii="Cambria Math" w:hAnsi="Cambria Math"/>
+                      </w:rPr>
+                      <m:t>1</m:t>
+                    </m:r>
+                  </m:sub>
+                </m:sSub>
+              </m:oMath>
+            </m:oMathPara>
+          </w:p>
+        </w:tc>
+        <w:tc>
+          <w:tcPr>
+            <w:tcW w:w="2486" w:type="dxa"/>
+          </w:tcPr>
+          <w:p>
+            <w:r>
+              <w:t>Daily recovery probability to mild of effectively treated SAM</w:t>
+            </w:r>
+          </w:p>
+        </w:tc>
+        <w:tc>
+          <w:tcPr>
+            <w:tcW w:w="1153" w:type="dxa"/>
+          </w:tcPr>
+          <w:p>
+            <w:r>
+              <w:t>Known</w:t>
+            </w:r>
+          </w:p>
+        </w:tc>
+        <w:tc>
+          <w:tcPr>
+            <w:tcW w:w="2969" w:type="dxa"/>
+          </w:tcPr>
+          <w:p>
+            <w:proofErr w:type="spellStart"/>
+            <w:r>
+              <w:t>rate_to_prob</w:t>
+            </w:r>
+            <w:proofErr w:type="spellEnd"/>
+            <w:r>
+              <w:t>(</w:t>
+            </w:r>
+            <w:proofErr w:type="spellStart"/>
+            <w:r>
+              <w:t>r_sam_ux</w:t>
+            </w:r>
+            <w:proofErr w:type="spellEnd"/>
+            <w:r>
+              <w:t>)</w:t>
+            </w:r>
+          </w:p>
+        </w:tc>
+      </w:tr>
+      <w:tr>
+        <w:tc>
+          <w:tcPr>
+            <w:tcW w:w="2742" w:type="dxa"/>
+          </w:tcPr>
+          <w:p>
+            <m:oMath>
+              <m:r>
+                <w:rPr>
+                  <w:rFonts w:ascii="Cambria Math" w:hAnsi="Cambria Math"/>
+                </w:rPr>
+                <m:t>cgf_</m:t>
+              </m:r>
+              <m:sSub>
+                <m:sSubPr>
+                  <m:ctrlPr>
+                    <w:rPr>
+                      <w:rFonts w:ascii="Cambria Math" w:hAnsi="Cambria Math"/>
+                      <w:i/>
+                    </w:rPr>
+                  </m:ctrlPr>
+                </m:sSubPr>
+                <m:e>
+                  <m:r>
+                    <w:rPr>
+                      <w:rFonts w:ascii="Cambria Math" w:hAnsi="Cambria Math"/>
+                    </w:rPr>
+                    <m:t>d</m:t>
+                  </m:r>
+                </m:e>
+                <m:sub>
+                  <m:r>
+                    <w:rPr>
+                      <w:rFonts w:ascii="Cambria Math" w:hAnsi="Cambria Math"/>
+                    </w:rPr>
+                    <m:t>i</m:t>
+                  </m:r>
+                </m:sub>
+              </m:sSub>
+            </m:oMath>
+            <w:r>
+              <w:rPr>
+                <w:rFonts w:eastAsiaTheme="minorEastAsia"/>
+              </w:rPr>
+              <w:t xml:space="preserve"> for </w:t>
+            </w:r>
+            <m:oMath>
+              <m:r>
+                <w:rPr>
+                  <w:rFonts w:ascii="Cambria Math" w:hAnsi="Cambria Math"/>
+                </w:rPr>
+                <m:t>i in [4,3,2]</m:t>
+              </m:r>
+            </m:oMath>
+          </w:p>
+        </w:tc>
+        <w:tc>
+          <w:tcPr>
+            <w:tcW w:w="2486" w:type="dxa"/>
+          </w:tcPr>
+          <w:p>
+            <w:r>
+              <w:t xml:space="preserve">Daily wasting state-specific mortality probability due to malaria, measles, </w:t>
+            </w:r>
+            <w:r>
+              <w:lastRenderedPageBreak/>
+              <w:t>diarrheal diseases, lower respiratory infections, and protein energy malnutrition</w:t>
+            </w:r>
+          </w:p>
+        </w:tc>
+        <w:tc>
+          <w:tcPr>
+            <w:tcW w:w="1153" w:type="dxa"/>
+          </w:tcPr>
+          <w:p>
+            <w:r>
+              <w:lastRenderedPageBreak/>
+              <w:t>Known</w:t>
+            </w:r>
+          </w:p>
+        </w:tc>
+        <w:tc>
+          <w:tcPr>
+            <w:tcW w:w="2969" w:type="dxa"/>
+          </w:tcPr>
+          <w:p>
+            <w:r>
+              <w:t xml:space="preserve">Informed </w:t>
+            </w:r>
+            <w:proofErr w:type="gramStart"/>
+            <w:r>
+              <w:t>from</w:t>
+            </w:r>
+            <w:proofErr w:type="gramEnd"/>
+            <w:r>
+              <w:t xml:space="preserve"> GBD risk effects. See details on the CGF risk effects model document </w:t>
+            </w:r>
+            <w:r>
+              <w:lastRenderedPageBreak/>
+              <w:t>and wasting attributable risk model document</w:t>
+            </w:r>
+          </w:p>
+        </w:tc>
+      </w:tr>
+      <w:tr>
+        <w:tc>
+          <w:tcPr>
+            <w:tcW w:w="2742" w:type="dxa"/>
+          </w:tcPr>
+          <w:p>
+            <w:pPr>
+              <w:rPr>
+                <w:rFonts w:ascii="Calibri" w:eastAsia="Calibri" w:hAnsi="Calibri" w:cs="Times New Roman"/>
+              </w:rPr>
+            </w:pPr>
+            <m:oMath>
+              <m:sSub>
+                <m:sSubPr>
+                  <m:ctrlPr>
+                    <w:rPr>
+                      <w:rFonts w:ascii="Cambria Math" w:hAnsi="Cambria Math"/>
+                      <w:i/>
+                    </w:rPr>
+                  </m:ctrlPr>
+                </m:sSubPr>
+                <m:e>
+                  <m:r>
+                    <w:rPr>
+                      <w:rFonts w:ascii="Cambria Math" w:hAnsi="Cambria Math"/>
+                    </w:rPr>
+                    <m:t>d</m:t>
+                  </m:r>
+                </m:e>
+                <m:sub>
+                  <m:r>
+                    <w:rPr>
+                      <w:rFonts w:ascii="Cambria Math" w:hAnsi="Cambria Math"/>
+                    </w:rPr>
+                    <m:t>i</m:t>
+                  </m:r>
+                </m:sub>
+              </m:sSub>
+            </m:oMath>
+            <w:r>
+              <w:rPr>
+                <w:rFonts w:eastAsiaTheme="minorEastAsia"/>
+              </w:rPr>
+              <w:t xml:space="preserve"> for </w:t>
+            </w:r>
+            <m:oMath>
+              <m:r>
+                <w:rPr>
+                  <w:rFonts w:ascii="Cambria Math" w:hAnsi="Cambria Math"/>
+                </w:rPr>
+                <m:t>i in [4,3,2]</m:t>
+              </m:r>
+            </m:oMath>
+          </w:p>
+        </w:tc>
+        <w:tc>
+          <w:tcPr>
+            <w:tcW w:w="2486" w:type="dxa"/>
+          </w:tcPr>
+          <w:p>
+            <w:r>
+              <w:t>Total daily wasting state-specific mortality probability</w:t>
+            </w:r>
+          </w:p>
+        </w:tc>
+        <w:tc>
+          <w:tcPr>
+            <w:tcW w:w="1153" w:type="dxa"/>
+          </w:tcPr>
+          <w:p>
+            <w:r>
+              <w:t>Calculated from values s</w:t>
+            </w:r>
+            <w:r>
+              <w:t>ampled from known range</w:t>
+            </w:r>
+            <w:r>
+              <w:t>s</w:t>
+            </w:r>
+          </w:p>
+        </w:tc>
+        <w:tc>
+          <w:tcPr>
+            <w:tcW w:w="2969" w:type="dxa"/>
+          </w:tcPr>
+          <w:p>
+            <w:proofErr w:type="spellStart"/>
+            <w:r>
+              <w:t>Cgf_di</w:t>
+            </w:r>
+            <w:proofErr w:type="spellEnd"/>
+            <w:r>
+              <w:t xml:space="preserve"> + </w:t>
+            </w:r>
+            <w:proofErr w:type="spellStart"/>
+            <w:r>
+              <w:rPr>
+                <w:rFonts w:ascii="Calibri" w:eastAsia="Calibri" w:hAnsi="Calibri" w:cs="Times New Roman"/>
+              </w:rPr>
+              <w:t>background_mortality_prob</w:t>
+            </w:r>
+            <w:proofErr w:type="spellEnd"/>
+          </w:p>
+        </w:tc>
+      </w:tr>
+      <w:tr>
+        <w:tc>
+          <w:tcPr>
+            <w:tcW w:w="2742" w:type="dxa"/>
+          </w:tcPr>
+          <w:p>
+            <w:pPr>
+              <w:rPr>
+                <w:rFonts w:eastAsiaTheme="minorEastAsia"/>
               </w:rPr>
             </w:pPr>
             <m:oMathPara>
@@ -1101,44 +1682,69 @@
                       <w:rPr>
                         <w:rFonts w:ascii="Cambria Math" w:hAnsi="Cambria Math"/>
                       </w:rPr>
-                      <m:t>2</m:t>
-                    </m:r>
-                  </m:sub>
-                </m:sSub>
+                      <m:t>1</m:t>
+                    </m:r>
+                  </m:sub>
+                </m:sSub>
+                <m:r>
+                  <w:rPr>
+                    <w:rFonts w:ascii="Cambria Math" w:hAnsi="Cambria Math"/>
+                  </w:rPr>
+                  <m:t>uncomplicated</m:t>
+                </m:r>
               </m:oMath>
             </m:oMathPara>
           </w:p>
         </w:tc>
         <w:tc>
           <w:tcPr>
-            <w:tcW w:w="2247" w:type="dxa"/>
-          </w:tcPr>
-          <w:p>
-            <w:r>
-              <w:t>Daily mortality probability from MAM</w:t>
-            </w:r>
-          </w:p>
-        </w:tc>
-        <w:tc>
-          <w:tcPr>
-            <w:tcW w:w="1102" w:type="dxa"/>
-          </w:tcPr>
-          <w:p>
-            <w:r>
-              <w:t>Known</w:t>
-            </w:r>
-          </w:p>
-        </w:tc>
-        <w:tc>
-          <w:tcPr>
-            <w:tcW w:w="4765" w:type="dxa"/>
-          </w:tcPr>
-          <w:p>
-            <w:r>
-              <w:t>rate_to_prob(mort_cat_2)</w:t>
-            </w:r>
-            <w:r>
-              <w:t>; from GBD (see CGF risk effects model document for more details)</w:t>
+            <w:tcW w:w="2486" w:type="dxa"/>
+          </w:tcPr>
+          <w:p>
+            <w:r>
+              <w:t>Daily mortality probability from uncomplicated SAM</w:t>
+            </w:r>
+          </w:p>
+        </w:tc>
+        <w:tc>
+          <w:tcPr>
+            <w:tcW w:w="1153" w:type="dxa"/>
+          </w:tcPr>
+          <w:p>
+            <w:r>
+              <w:t>Calculated from values sampled from known ranges</w:t>
+            </w:r>
+          </w:p>
+        </w:tc>
+        <w:tc>
+          <w:tcPr>
+            <w:tcW w:w="2969" w:type="dxa"/>
+          </w:tcPr>
+          <w:p>
+            <w:proofErr w:type="spellStart"/>
+            <w:r>
+              <w:t>Cfr_uncomplicated_</w:t>
+            </w:r>
+            <w:proofErr w:type="gramStart"/>
+            <w:r>
+              <w:t>sam</w:t>
+            </w:r>
+            <w:proofErr w:type="spellEnd"/>
+            <w:r>
+              <w:t xml:space="preserve"> / </w:t>
+            </w:r>
+            <w:r>
+              <w:rPr>
+                <w:rFonts w:ascii="Calibri" w:eastAsia="Calibri" w:hAnsi="Calibri" w:cs="Times New Roman"/>
+              </w:rPr>
+              <w:t>{</w:t>
+            </w:r>
+            <w:proofErr w:type="gramEnd"/>
+            <w:r>
+              <w:rPr>
+                <w:rFonts w:ascii="Calibri" w:eastAsia="Calibri" w:hAnsi="Calibri" w:cs="Times New Roman"/>
+              </w:rPr>
+              <w:t>time to recovery of uncomplicated SAM effectively treated in outpatient setting}</w:t>
             </w:r>
           </w:p>
         </w:tc>
@@ -1146,12 +1752,12 @@
       <w:tr>
         <w:tc>
           <w:tcPr>
-            <w:tcW w:w="1236" w:type="dxa"/>
+            <w:tcW w:w="2742" w:type="dxa"/>
           </w:tcPr>
           <w:p>
             <w:pPr>
               <w:rPr>
-                <w:rFonts w:eastAsiaTheme="minorEastAsia"/>
+                <w:rFonts w:ascii="Calibri" w:eastAsia="Calibri" w:hAnsi="Calibri" w:cs="Times New Roman"/>
               </w:rPr>
             </w:pPr>
             <m:oMathPara>
@@ -1182,40 +1788,86 @@
                     </m:r>
                   </m:sub>
                 </m:sSub>
+                <m:r>
+                  <w:rPr>
+                    <w:rFonts w:ascii="Cambria Math" w:hAnsi="Cambria Math"/>
+                  </w:rPr>
+                  <m:t>complicated</m:t>
+                </m:r>
               </m:oMath>
             </m:oMathPara>
           </w:p>
         </w:tc>
         <w:tc>
           <w:tcPr>
-            <w:tcW w:w="2247" w:type="dxa"/>
-          </w:tcPr>
-          <w:p>
-            <w:r>
-              <w:t>Daily mortality probability from SAM</w:t>
-            </w:r>
-          </w:p>
-        </w:tc>
-        <w:tc>
-          <w:tcPr>
-            <w:tcW w:w="1102" w:type="dxa"/>
-          </w:tcPr>
-          <w:p>
-            <w:r>
-              <w:t>Known</w:t>
-            </w:r>
-          </w:p>
-        </w:tc>
-        <w:tc>
-          <w:tcPr>
-            <w:tcW w:w="4765" w:type="dxa"/>
-          </w:tcPr>
-          <w:p>
-            <w:r>
-              <w:t>rate_to_prob(mort_cat_1)</w:t>
-            </w:r>
-            <w:r>
-              <w:t>; from GBD (see CGF risk effects model document for more details)</w:t>
+            <w:tcW w:w="2486" w:type="dxa"/>
+          </w:tcPr>
+          <w:p>
+            <w:r>
+              <w:t>Daily mortality probability from uncomplicated SAM</w:t>
+            </w:r>
+          </w:p>
+        </w:tc>
+        <w:tc>
+          <w:tcPr>
+            <w:tcW w:w="1153" w:type="dxa"/>
+          </w:tcPr>
+          <w:p>
+            <w:r>
+              <w:t>Calculated from values sampled from known ranges</w:t>
+            </w:r>
+          </w:p>
+        </w:tc>
+        <w:tc>
+          <w:tcPr>
+            <w:tcW w:w="2969" w:type="dxa"/>
+          </w:tcPr>
+          <w:p>
+            <w:proofErr w:type="spellStart"/>
+            <w:r>
+              <w:rPr>
+                <w:rFonts w:ascii="Calibri" w:eastAsia="Calibri" w:hAnsi="Calibri" w:cs="Times New Roman"/>
+              </w:rPr>
+              <w:t>Cfr_complicated_</w:t>
+            </w:r>
+            <w:proofErr w:type="gramStart"/>
+            <w:r>
+              <w:rPr>
+                <w:rFonts w:ascii="Calibri" w:eastAsia="Calibri" w:hAnsi="Calibri" w:cs="Times New Roman"/>
+              </w:rPr>
+              <w:t>sam</w:t>
+            </w:r>
+            <w:proofErr w:type="spellEnd"/>
+            <w:r>
+              <w:rPr>
+                <w:rFonts w:ascii="Calibri" w:eastAsia="Calibri" w:hAnsi="Calibri" w:cs="Times New Roman"/>
+              </w:rPr>
+              <w:t xml:space="preserve"> / </w:t>
+            </w:r>
+            <w:r>
+              <w:rPr>
+                <w:rFonts w:ascii="Calibri" w:eastAsia="Calibri" w:hAnsi="Calibri" w:cs="Times New Roman"/>
+              </w:rPr>
+              <w:t>{</w:t>
+            </w:r>
+            <w:proofErr w:type="gramEnd"/>
+            <w:r>
+              <w:rPr>
+                <w:rFonts w:ascii="Calibri" w:eastAsia="Calibri" w:hAnsi="Calibri" w:cs="Times New Roman"/>
+              </w:rPr>
+              <w:t xml:space="preserve">time to recovery of complicated SAM effectively treated </w:t>
+            </w:r>
+            <w:r>
+              <w:rPr>
+                <w:rFonts w:ascii="Calibri" w:eastAsia="Calibri" w:hAnsi="Calibri" w:cs="Times New Roman"/>
+              </w:rPr>
+              <w:t>inpatient</w:t>
+            </w:r>
+            <w:r>
+              <w:rPr>
+                <w:rFonts w:ascii="Calibri" w:eastAsia="Calibri" w:hAnsi="Calibri" w:cs="Times New Roman"/>
+              </w:rPr>
+              <w:t xml:space="preserve"> setting}</w:t>
             </w:r>
           </w:p>
         </w:tc>
@@ -1223,12 +1875,387 @@
       <w:tr>
         <w:tc>
           <w:tcPr>
-            <w:tcW w:w="1236" w:type="dxa"/>
+            <w:tcW w:w="2742" w:type="dxa"/>
           </w:tcPr>
           <w:p>
             <w:pPr>
               <w:rPr>
                 <w:rFonts w:ascii="Calibri" w:eastAsia="Calibri" w:hAnsi="Calibri" w:cs="Times New Roman"/>
+              </w:rPr>
+            </w:pPr>
+            <w:proofErr w:type="spellStart"/>
+            <w:r>
+              <w:rPr>
+                <w:rFonts w:ascii="Calibri" w:eastAsia="Calibri" w:hAnsi="Calibri" w:cs="Times New Roman"/>
+              </w:rPr>
+              <w:t>Modeled_mortality_prob</w:t>
+            </w:r>
+            <w:proofErr w:type="spellEnd"/>
+          </w:p>
+        </w:tc>
+        <w:tc>
+          <w:tcPr>
+            <w:tcW w:w="2486" w:type="dxa"/>
+          </w:tcPr>
+          <w:p>
+            <w:r>
+              <w:t>Daily population-level mortality probability due to mortality in SAM and CGF-attributable mortality in non-SAM wasting states</w:t>
+            </w:r>
+          </w:p>
+        </w:tc>
+        <w:tc>
+          <w:tcPr>
+            <w:tcW w:w="1153" w:type="dxa"/>
+          </w:tcPr>
+          <w:p>
+            <w:r>
+              <w:t>Known/ calculated from values sampled from known ranges</w:t>
+            </w:r>
+          </w:p>
+        </w:tc>
+        <w:tc>
+          <w:tcPr>
+            <w:tcW w:w="2969" w:type="dxa"/>
+          </w:tcPr>
+          <w:p>
+            <w:r>
+              <w:t>(d1_complicated * f1_complicated + d1_uncomplicated * f1_uncomplicated + d2 * f2 + d3 * f3 + d4 * f4)</w:t>
+            </w:r>
+          </w:p>
+        </w:tc>
+      </w:tr>
+      <w:tr>
+        <w:tc>
+          <w:tcPr>
+            <w:tcW w:w="2742" w:type="dxa"/>
+          </w:tcPr>
+          <w:p>
+            <w:pPr>
+              <w:rPr>
+                <w:rFonts w:ascii="Calibri" w:eastAsia="Calibri" w:hAnsi="Calibri" w:cs="Times New Roman"/>
+              </w:rPr>
+            </w:pPr>
+            <w:proofErr w:type="spellStart"/>
+            <w:r>
+              <w:rPr>
+                <w:rFonts w:ascii="Calibri" w:eastAsia="Calibri" w:hAnsi="Calibri" w:cs="Times New Roman"/>
+              </w:rPr>
+              <w:t>Background_mortality_prob</w:t>
+            </w:r>
+            <w:proofErr w:type="spellEnd"/>
+          </w:p>
+        </w:tc>
+        <w:tc>
+          <w:tcPr>
+            <w:tcW w:w="2486" w:type="dxa"/>
+          </w:tcPr>
+          <w:p>
+            <w:r>
+              <w:t xml:space="preserve">Daily mortality probability due to causes other than PEM, LRI, diarrheal disease, measles, and malaria among </w:t>
+            </w:r>
+            <w:proofErr w:type="gramStart"/>
+            <w:r>
+              <w:t>non SAM</w:t>
+            </w:r>
+            <w:proofErr w:type="gramEnd"/>
+            <w:r>
+              <w:t xml:space="preserve"> wasting states</w:t>
+            </w:r>
+          </w:p>
+        </w:tc>
+        <w:tc>
+          <w:tcPr>
+            <w:tcW w:w="1153" w:type="dxa"/>
+          </w:tcPr>
+          <w:p>
+            <w:r>
+              <w:t>Known/ calculated from values sampled from known ranges</w:t>
+            </w:r>
+          </w:p>
+        </w:tc>
+        <w:tc>
+          <w:tcPr>
+            <w:tcW w:w="2969" w:type="dxa"/>
+          </w:tcPr>
+          <w:p>
+            <w:r>
+              <w:t>(</w:t>
+            </w:r>
+            <w:proofErr w:type="spellStart"/>
+            <w:r>
+              <w:t>Acmr</w:t>
+            </w:r>
+            <w:proofErr w:type="spellEnd"/>
+            <w:r>
+              <w:t xml:space="preserve"> -</w:t>
+            </w:r>
+            <w:r>
+              <w:rPr>
+                <w:rFonts w:ascii="Calibri" w:eastAsia="Calibri" w:hAnsi="Calibri" w:cs="Times New Roman"/>
+              </w:rPr>
+              <w:t xml:space="preserve"> </w:t>
+            </w:r>
+            <w:proofErr w:type="spellStart"/>
+            <w:r>
+              <w:rPr>
+                <w:rFonts w:ascii="Calibri" w:eastAsia="Calibri" w:hAnsi="Calibri" w:cs="Times New Roman"/>
+              </w:rPr>
+              <w:t>Modeled_mortality_prob</w:t>
+            </w:r>
+            <w:proofErr w:type="spellEnd"/>
+            <w:r>
+              <w:rPr>
+                <w:rFonts w:ascii="Calibri" w:eastAsia="Calibri" w:hAnsi="Calibri" w:cs="Times New Roman"/>
+              </w:rPr>
+              <w:t>) / (f4 + f3 + f2)</w:t>
+            </w:r>
+          </w:p>
+        </w:tc>
+      </w:tr>
+      <w:tr>
+        <w:tc>
+          <w:tcPr>
+            <w:tcW w:w="2742" w:type="dxa"/>
+          </w:tcPr>
+          <w:p>
+            <w:pPr>
+              <w:rPr>
+                <w:rFonts w:ascii="Calibri" w:eastAsia="Calibri" w:hAnsi="Calibri" w:cs="Times New Roman"/>
+              </w:rPr>
+            </w:pPr>
+            <w:proofErr w:type="spellStart"/>
+            <w:r>
+              <w:rPr>
+                <w:rFonts w:ascii="Calibri" w:eastAsia="Calibri" w:hAnsi="Calibri" w:cs="Times New Roman"/>
+              </w:rPr>
+              <w:t>Acmr</w:t>
+            </w:r>
+            <w:proofErr w:type="spellEnd"/>
+          </w:p>
+        </w:tc>
+        <w:tc>
+          <w:tcPr>
+            <w:tcW w:w="2486" w:type="dxa"/>
+          </w:tcPr>
+          <w:p>
+            <w:r>
+              <w:t>Daily mortality probability due to all causes in the total population</w:t>
+            </w:r>
+          </w:p>
+        </w:tc>
+        <w:tc>
+          <w:tcPr>
+            <w:tcW w:w="1153" w:type="dxa"/>
+          </w:tcPr>
+          <w:p>
+            <w:r>
+              <w:t>Known</w:t>
+            </w:r>
+          </w:p>
+        </w:tc>
+        <w:tc>
+          <w:tcPr>
+            <w:tcW w:w="2969" w:type="dxa"/>
+          </w:tcPr>
+          <w:p>
+            <w:r>
+              <w:t>GBD</w:t>
+            </w:r>
+          </w:p>
+        </w:tc>
+      </w:tr>
+      <w:tr>
+        <w:tc>
+          <w:tcPr>
+            <w:tcW w:w="2742" w:type="dxa"/>
+          </w:tcPr>
+          <w:p>
+            <w:pPr>
+              <w:rPr>
+                <w:rFonts w:ascii="Calibri" w:eastAsia="Calibri" w:hAnsi="Calibri" w:cs="Times New Roman"/>
+              </w:rPr>
+            </w:pPr>
+            <w:proofErr w:type="spellStart"/>
+            <w:r>
+              <w:rPr>
+                <w:rFonts w:ascii="Calibri" w:eastAsia="Calibri" w:hAnsi="Calibri" w:cs="Times New Roman"/>
+              </w:rPr>
+              <w:lastRenderedPageBreak/>
+              <w:t>Cfr_complicated_sam</w:t>
+            </w:r>
+            <w:proofErr w:type="spellEnd"/>
+          </w:p>
+        </w:tc>
+        <w:tc>
+          <w:tcPr>
+            <w:tcW w:w="2486" w:type="dxa"/>
+          </w:tcPr>
+          <w:p>
+            <w:r>
+              <w:t>Case fatality rate of inpatient SAM</w:t>
+            </w:r>
+          </w:p>
+        </w:tc>
+        <w:tc>
+          <w:tcPr>
+            <w:tcW w:w="1153" w:type="dxa"/>
+          </w:tcPr>
+          <w:p>
+            <w:r>
+              <w:t>Sampled from known range</w:t>
+            </w:r>
+          </w:p>
+        </w:tc>
+        <w:tc>
+          <w:tcPr>
+            <w:tcW w:w="2969" w:type="dxa"/>
+          </w:tcPr>
+          <w:p>
+            <w:r>
+              <w:t>Literature (see values and references on the wasting risk exposure document)</w:t>
+            </w:r>
+          </w:p>
+        </w:tc>
+      </w:tr>
+      <w:tr>
+        <w:tc>
+          <w:tcPr>
+            <w:tcW w:w="2742" w:type="dxa"/>
+          </w:tcPr>
+          <w:p>
+            <w:pPr>
+              <w:rPr>
+                <w:rFonts w:ascii="Calibri" w:eastAsia="Calibri" w:hAnsi="Calibri" w:cs="Times New Roman"/>
+              </w:rPr>
+            </w:pPr>
+            <w:proofErr w:type="spellStart"/>
+            <w:r>
+              <w:rPr>
+                <w:rFonts w:ascii="Calibri" w:eastAsia="Calibri" w:hAnsi="Calibri" w:cs="Times New Roman"/>
+              </w:rPr>
+              <w:t>Cfr_uncomplicated_sam</w:t>
+            </w:r>
+            <w:proofErr w:type="spellEnd"/>
+          </w:p>
+        </w:tc>
+        <w:tc>
+          <w:tcPr>
+            <w:tcW w:w="2486" w:type="dxa"/>
+          </w:tcPr>
+          <w:p>
+            <w:r>
+              <w:t>Case fatality rate of outpatient SAM cases</w:t>
+            </w:r>
+          </w:p>
+        </w:tc>
+        <w:tc>
+          <w:tcPr>
+            <w:tcW w:w="1153" w:type="dxa"/>
+          </w:tcPr>
+          <w:p>
+            <w:r>
+              <w:t>Sampled from known range</w:t>
+            </w:r>
+          </w:p>
+        </w:tc>
+        <w:tc>
+          <w:tcPr>
+            <w:tcW w:w="2969" w:type="dxa"/>
+          </w:tcPr>
+          <w:p>
+            <w:r>
+              <w:t>Literature (see values and references on the wasting risk exposure document)</w:t>
+            </w:r>
+          </w:p>
+        </w:tc>
+      </w:tr>
+      <w:tr>
+        <w:tc>
+          <w:tcPr>
+            <w:tcW w:w="2742" w:type="dxa"/>
+          </w:tcPr>
+          <w:p>
+            <w:pPr>
+              <w:rPr>
+                <w:rFonts w:ascii="Calibri" w:eastAsia="Calibri" w:hAnsi="Calibri" w:cs="Times New Roman"/>
+              </w:rPr>
+            </w:pPr>
+            <m:oMath>
+              <m:sSub>
+                <m:sSubPr>
+                  <m:ctrlPr>
+                    <w:rPr>
+                      <w:rFonts w:ascii="Cambria Math" w:hAnsi="Cambria Math"/>
+                      <w:i/>
+                    </w:rPr>
+                  </m:ctrlPr>
+                </m:sSubPr>
+                <m:e>
+                  <m:r>
+                    <w:rPr>
+                      <w:rFonts w:ascii="Cambria Math" w:hAnsi="Cambria Math"/>
+                    </w:rPr>
+                    <m:t>f</m:t>
+                  </m:r>
+                </m:e>
+                <m:sub>
+                  <m:r>
+                    <w:rPr>
+                      <w:rFonts w:ascii="Cambria Math" w:hAnsi="Cambria Math"/>
+                    </w:rPr>
+                    <m:t>i</m:t>
+                  </m:r>
+                </m:sub>
+              </m:sSub>
+            </m:oMath>
+            <w:r>
+              <w:rPr>
+                <w:rFonts w:ascii="Calibri" w:eastAsia="Calibri" w:hAnsi="Calibri" w:cs="Times New Roman"/>
+              </w:rPr>
+              <w:t xml:space="preserve"> for i in [4, 3, 2, 1_uncomplicated, 1_complicated]</w:t>
+            </w:r>
+          </w:p>
+        </w:tc>
+        <w:tc>
+          <w:tcPr>
+            <w:tcW w:w="2486" w:type="dxa"/>
+          </w:tcPr>
+          <w:p>
+            <w:r>
+              <w:t>Probability of “birth” into wasting state i from death pool</w:t>
+            </w:r>
+          </w:p>
+        </w:tc>
+        <w:tc>
+          <w:tcPr>
+            <w:tcW w:w="1153" w:type="dxa"/>
+          </w:tcPr>
+          <w:p>
+            <w:r>
+              <w:t>Known</w:t>
+            </w:r>
+          </w:p>
+        </w:tc>
+        <w:tc>
+          <w:tcPr>
+            <w:tcW w:w="2969" w:type="dxa"/>
+          </w:tcPr>
+          <w:p>
+            <w:r>
+              <w:t xml:space="preserve">Equal to wasting state exposure as defined on the wasting risk exposure document </w:t>
+            </w:r>
+          </w:p>
+        </w:tc>
+      </w:tr>
+      <w:tr>
+        <w:tc>
+          <w:tcPr>
+            <w:tcW w:w="2742" w:type="dxa"/>
+          </w:tcPr>
+          <w:p>
+            <w:pPr>
+              <w:rPr>
+                <w:rFonts w:eastAsiaTheme="minorEastAsia"/>
               </w:rPr>
             </w:pPr>
             <m:oMathPara>
@@ -1247,15 +2274,15 @@
                       <w:rPr>
                         <w:rFonts w:ascii="Cambria Math" w:hAnsi="Cambria Math"/>
                       </w:rPr>
-                      <m:t>f</m:t>
-                    </m:r>
-                  </m:e>
-                  <m:sub>
-                    <m:r>
-                      <w:rPr>
-                        <w:rFonts w:ascii="Cambria Math" w:hAnsi="Cambria Math"/>
-                      </w:rPr>
-                      <m:t>4</m:t>
+                      <m:t>p</m:t>
+                    </m:r>
+                  </m:e>
+                  <m:sub>
+                    <m:r>
+                      <w:rPr>
+                        <w:rFonts w:ascii="Cambria Math" w:hAnsi="Cambria Math"/>
+                      </w:rPr>
+                      <m:t>i</m:t>
                     </m:r>
                   </m:sub>
                 </m:sSub>
@@ -1265,20 +2292,17 @@
         </w:tc>
         <w:tc>
           <w:tcPr>
-            <w:tcW w:w="2247" w:type="dxa"/>
-          </w:tcPr>
-          <w:p>
-            <w:r>
-              <w:t>Probability</w:t>
-            </w:r>
-            <w:r>
-              <w:t xml:space="preserve"> of “birth” into TMREL from death pool</w:t>
-            </w:r>
-          </w:p>
-        </w:tc>
-        <w:tc>
-          <w:tcPr>
-            <w:tcW w:w="1102" w:type="dxa"/>
+            <w:tcW w:w="2486" w:type="dxa"/>
+          </w:tcPr>
+          <w:p>
+            <w:r>
+              <w:t>Death pool adjusted TMREL prevalence</w:t>
+            </w:r>
+          </w:p>
+        </w:tc>
+        <w:tc>
+          <w:tcPr>
+            <w:tcW w:w="1153" w:type="dxa"/>
           </w:tcPr>
           <w:p>
             <w:r>
@@ -1288,14 +2312,24 @@
         </w:tc>
         <w:tc>
           <w:tcPr>
-            <w:tcW w:w="4765" w:type="dxa"/>
-          </w:tcPr>
-          <w:p>
-            <w:r>
-              <w:t>Prev cat 4</w:t>
-            </w:r>
-            <w:r>
-              <w:t xml:space="preserve">; from GBD </w:t>
+            <w:tcW w:w="2969" w:type="dxa"/>
+          </w:tcPr>
+          <w:p>
+            <w:proofErr w:type="spellStart"/>
+            <w:r>
+              <w:t>f_i</w:t>
+            </w:r>
+            <w:proofErr w:type="spellEnd"/>
+            <w:r>
+              <w:t xml:space="preserve"> / (1 + </w:t>
+            </w:r>
+            <w:proofErr w:type="spellStart"/>
+            <w:r>
+              <w:t>acmr</w:t>
+            </w:r>
+            <w:proofErr w:type="spellEnd"/>
+            <w:r>
+              <w:t>)</w:t>
             </w:r>
           </w:p>
         </w:tc>
@@ -1303,7 +2337,7 @@
       <w:tr>
         <w:tc>
           <w:tcPr>
-            <w:tcW w:w="1236" w:type="dxa"/>
+            <w:tcW w:w="2742" w:type="dxa"/>
           </w:tcPr>
           <w:p>
             <w:pPr>
@@ -1327,15 +2361,15 @@
                       <w:rPr>
                         <w:rFonts w:ascii="Cambria Math" w:hAnsi="Cambria Math"/>
                       </w:rPr>
-                      <m:t>f</m:t>
-                    </m:r>
-                  </m:e>
-                  <m:sub>
-                    <m:r>
-                      <w:rPr>
-                        <w:rFonts w:ascii="Cambria Math" w:hAnsi="Cambria Math"/>
-                      </w:rPr>
-                      <m:t>3</m:t>
+                      <m:t>p</m:t>
+                    </m:r>
+                  </m:e>
+                  <m:sub>
+                    <m:r>
+                      <w:rPr>
+                        <w:rFonts w:ascii="Cambria Math" w:hAnsi="Cambria Math"/>
+                      </w:rPr>
+                      <m:t>0</m:t>
                     </m:r>
                   </m:sub>
                 </m:sSub>
@@ -1345,23 +2379,17 @@
         </w:tc>
         <w:tc>
           <w:tcPr>
-            <w:tcW w:w="2247" w:type="dxa"/>
-          </w:tcPr>
-          <w:p>
-            <w:r>
-              <w:t xml:space="preserve">Probability of “birth” into </w:t>
-            </w:r>
-            <w:r>
-              <w:t>mild</w:t>
-            </w:r>
-            <w:r>
-              <w:t xml:space="preserve"> from death pool</w:t>
-            </w:r>
-          </w:p>
-        </w:tc>
-        <w:tc>
-          <w:tcPr>
-            <w:tcW w:w="1102" w:type="dxa"/>
+            <w:tcW w:w="2486" w:type="dxa"/>
+          </w:tcPr>
+          <w:p>
+            <w:r>
+              <w:t>Death pool prevalence</w:t>
+            </w:r>
+          </w:p>
+        </w:tc>
+        <w:tc>
+          <w:tcPr>
+            <w:tcW w:w="1153" w:type="dxa"/>
           </w:tcPr>
           <w:p>
             <w:r>
@@ -1371,14 +2399,11 @@
         </w:tc>
         <w:tc>
           <w:tcPr>
-            <w:tcW w:w="4765" w:type="dxa"/>
-          </w:tcPr>
-          <w:p>
-            <w:r>
-              <w:t>Prev cat 3</w:t>
-            </w:r>
-            <w:r>
-              <w:t xml:space="preserve">; from GBD </w:t>
+            <w:tcW w:w="2969" w:type="dxa"/>
+          </w:tcPr>
+          <w:p>
+            <w:r>
+              <w:t>rate_to_prob(acmr) / (1 + rate_to_prob(acmr))</w:t>
             </w:r>
           </w:p>
         </w:tc>
@@ -1386,12 +2411,64 @@
       <w:tr>
         <w:tc>
           <w:tcPr>
-            <w:tcW w:w="1236" w:type="dxa"/>
+            <w:tcW w:w="2742" w:type="dxa"/>
           </w:tcPr>
           <w:p>
             <w:pPr>
               <w:rPr>
                 <w:rFonts w:ascii="Calibri" w:eastAsia="Calibri" w:hAnsi="Calibri" w:cs="Times New Roman"/>
+              </w:rPr>
+            </w:pPr>
+            <w:proofErr w:type="spellStart"/>
+            <w:r>
+              <w:rPr>
+                <w:rFonts w:ascii="Calibri" w:eastAsia="Calibri" w:hAnsi="Calibri" w:cs="Times New Roman"/>
+              </w:rPr>
+              <w:t>C_sam_inpatient</w:t>
+            </w:r>
+            <w:proofErr w:type="spellEnd"/>
+          </w:p>
+        </w:tc>
+        <w:tc>
+          <w:tcPr>
+            <w:tcW w:w="2486" w:type="dxa"/>
+          </w:tcPr>
+          <w:p>
+            <w:r>
+              <w:t>Coverage of inpatient SAM treatment for complicated cases</w:t>
+            </w:r>
+          </w:p>
+        </w:tc>
+        <w:tc>
+          <w:tcPr>
+            <w:tcW w:w="1153" w:type="dxa"/>
+          </w:tcPr>
+          <w:p>
+            <w:r>
+              <w:t>Sampled from known range</w:t>
+            </w:r>
+          </w:p>
+        </w:tc>
+        <w:tc>
+          <w:tcPr>
+            <w:tcW w:w="2969" w:type="dxa"/>
+          </w:tcPr>
+          <w:p>
+            <w:r>
+              <w:t>Defined on wasting treatment intervention model document</w:t>
+            </w:r>
+          </w:p>
+        </w:tc>
+      </w:tr>
+      <w:tr>
+        <w:tc>
+          <w:tcPr>
+            <w:tcW w:w="2742" w:type="dxa"/>
+          </w:tcPr>
+          <w:p>
+            <w:pPr>
+              <w:rPr>
+                <w:rFonts w:eastAsiaTheme="minorEastAsia"/>
               </w:rPr>
             </w:pPr>
             <m:oMathPara>
@@ -1410,15 +2487,15 @@
                       <w:rPr>
                         <w:rFonts w:ascii="Cambria Math" w:hAnsi="Cambria Math"/>
                       </w:rPr>
-                      <m:t>f</m:t>
-                    </m:r>
-                  </m:e>
-                  <m:sub>
-                    <m:r>
-                      <w:rPr>
-                        <w:rFonts w:ascii="Cambria Math" w:hAnsi="Cambria Math"/>
-                      </w:rPr>
-                      <m:t>2</m:t>
+                      <m:t>C</m:t>
+                    </m:r>
+                  </m:e>
+                  <m:sub>
+                    <m:r>
+                      <w:rPr>
+                        <w:rFonts w:ascii="Cambria Math" w:hAnsi="Cambria Math"/>
+                      </w:rPr>
+                      <m:t>SAM</m:t>
                     </m:r>
                   </m:sub>
                 </m:sSub>
@@ -1428,34 +2505,31 @@
         </w:tc>
         <w:tc>
           <w:tcPr>
-            <w:tcW w:w="2247" w:type="dxa"/>
-          </w:tcPr>
-          <w:p>
-            <w:r>
-              <w:t>Probability of “birth” into MAM from death pool</w:t>
-            </w:r>
-          </w:p>
-        </w:tc>
-        <w:tc>
-          <w:tcPr>
-            <w:tcW w:w="1102" w:type="dxa"/>
-          </w:tcPr>
-          <w:p>
-            <w:r>
-              <w:t>Known</w:t>
-            </w:r>
-          </w:p>
-        </w:tc>
-        <w:tc>
-          <w:tcPr>
-            <w:tcW w:w="4765" w:type="dxa"/>
-          </w:tcPr>
-          <w:p>
-            <w:r>
-              <w:t>Prev cat 2</w:t>
-            </w:r>
-            <w:r>
-              <w:t>; from GBD</w:t>
+            <w:tcW w:w="2486" w:type="dxa"/>
+          </w:tcPr>
+          <w:p>
+            <w:r>
+              <w:t>Coverage of outpatient SAM for uncomplicated cases</w:t>
+            </w:r>
+          </w:p>
+        </w:tc>
+        <w:tc>
+          <w:tcPr>
+            <w:tcW w:w="1153" w:type="dxa"/>
+          </w:tcPr>
+          <w:p>
+            <w:r>
+              <w:t>Sampled from known range</w:t>
+            </w:r>
+          </w:p>
+        </w:tc>
+        <w:tc>
+          <w:tcPr>
+            <w:tcW w:w="2969" w:type="dxa"/>
+          </w:tcPr>
+          <w:p>
+            <w:r>
+              <w:t>Defined on wasting treatment intervention model document</w:t>
             </w:r>
           </w:p>
         </w:tc>
@@ -1463,12 +2537,12 @@
       <w:tr>
         <w:tc>
           <w:tcPr>
-            <w:tcW w:w="1236" w:type="dxa"/>
+            <w:tcW w:w="2742" w:type="dxa"/>
           </w:tcPr>
           <w:p>
             <w:pPr>
               <w:rPr>
-                <w:rFonts w:eastAsiaTheme="minorEastAsia"/>
+                <w:rFonts w:ascii="Calibri" w:eastAsia="Calibri" w:hAnsi="Calibri" w:cs="Times New Roman"/>
               </w:rPr>
             </w:pPr>
             <m:oMathPara>
@@ -1477,25 +2551,25 @@
                   <m:sSubPr>
                     <m:ctrlPr>
                       <w:rPr>
-                        <w:rFonts w:ascii="Cambria Math" w:hAnsi="Cambria Math"/>
-                        <w:i/>
-                      </w:rPr>
-                    </m:ctrlPr>
-                  </m:sSubPr>
-                  <m:e>
-                    <m:r>
-                      <w:rPr>
-                        <w:rFonts w:ascii="Cambria Math" w:hAnsi="Cambria Math"/>
-                      </w:rPr>
-                      <m:t>f</m:t>
-                    </m:r>
-                  </m:e>
-                  <m:sub>
-                    <m:r>
-                      <w:rPr>
-                        <w:rFonts w:ascii="Cambria Math" w:hAnsi="Cambria Math"/>
-                      </w:rPr>
-                      <m:t>1</m:t>
+                        <w:rFonts w:ascii="Cambria Math" w:eastAsia="Calibri" w:hAnsi="Cambria Math" w:cs="Times New Roman"/>
+                        <w:i/>
+                      </w:rPr>
+                    </m:ctrlPr>
+                  </m:sSubPr>
+                  <m:e>
+                    <m:r>
+                      <w:rPr>
+                        <w:rFonts w:ascii="Cambria Math" w:eastAsia="Calibri" w:hAnsi="Cambria Math" w:cs="Times New Roman"/>
+                      </w:rPr>
+                      <m:t>E</m:t>
+                    </m:r>
+                  </m:e>
+                  <m:sub>
+                    <m:r>
+                      <w:rPr>
+                        <w:rFonts w:ascii="Cambria Math" w:eastAsia="Calibri" w:hAnsi="Cambria Math" w:cs="Times New Roman"/>
+                      </w:rPr>
+                      <m:t>SAM</m:t>
                     </m:r>
                   </m:sub>
                 </m:sSub>
@@ -1505,34 +2579,31 @@
         </w:tc>
         <w:tc>
           <w:tcPr>
-            <w:tcW w:w="2247" w:type="dxa"/>
-          </w:tcPr>
-          <w:p>
-            <w:r>
-              <w:t>Probability of “birth” into SAM from death pool</w:t>
-            </w:r>
-          </w:p>
-        </w:tc>
-        <w:tc>
-          <w:tcPr>
-            <w:tcW w:w="1102" w:type="dxa"/>
-          </w:tcPr>
-          <w:p>
-            <w:r>
-              <w:t>Known</w:t>
-            </w:r>
-          </w:p>
-        </w:tc>
-        <w:tc>
-          <w:tcPr>
-            <w:tcW w:w="4765" w:type="dxa"/>
-          </w:tcPr>
-          <w:p>
-            <w:r>
-              <w:t>Prev cat 1</w:t>
-            </w:r>
-            <w:r>
-              <w:t>; from GBD</w:t>
+            <w:tcW w:w="2486" w:type="dxa"/>
+          </w:tcPr>
+          <w:p>
+            <w:r>
+              <w:t>Efficacy of SAM</w:t>
+            </w:r>
+          </w:p>
+        </w:tc>
+        <w:tc>
+          <w:tcPr>
+            <w:tcW w:w="1153" w:type="dxa"/>
+          </w:tcPr>
+          <w:p>
+            <w:r>
+              <w:t>Sampled from known range</w:t>
+            </w:r>
+          </w:p>
+        </w:tc>
+        <w:tc>
+          <w:tcPr>
+            <w:tcW w:w="2969" w:type="dxa"/>
+          </w:tcPr>
+          <w:p>
+            <w:r>
+              <w:t>Defined on wasting treatment intervention model document</w:t>
             </w:r>
           </w:p>
         </w:tc>
@@ -1540,12 +2611,12 @@
       <w:tr>
         <w:tc>
           <w:tcPr>
-            <w:tcW w:w="1236" w:type="dxa"/>
+            <w:tcW w:w="2742" w:type="dxa"/>
           </w:tcPr>
           <w:p>
             <w:pPr>
               <w:rPr>
-                <w:rFonts w:eastAsiaTheme="minorEastAsia"/>
+                <w:rFonts w:ascii="Calibri" w:eastAsia="Calibri" w:hAnsi="Calibri" w:cs="Times New Roman"/>
               </w:rPr>
             </w:pPr>
             <m:oMathPara>
@@ -1564,15 +2635,15 @@
                       <w:rPr>
                         <w:rFonts w:ascii="Cambria Math" w:hAnsi="Cambria Math"/>
                       </w:rPr>
-                      <m:t>p</m:t>
-                    </m:r>
-                  </m:e>
-                  <m:sub>
-                    <m:r>
-                      <w:rPr>
-                        <w:rFonts w:ascii="Cambria Math" w:hAnsi="Cambria Math"/>
-                      </w:rPr>
-                      <m:t>4</m:t>
+                      <m:t>C</m:t>
+                    </m:r>
+                  </m:e>
+                  <m:sub>
+                    <m:r>
+                      <w:rPr>
+                        <w:rFonts w:ascii="Cambria Math" w:hAnsi="Cambria Math"/>
+                      </w:rPr>
+                      <m:t>MAM</m:t>
                     </m:r>
                   </m:sub>
                 </m:sSub>
@@ -1582,31 +2653,31 @@
         </w:tc>
         <w:tc>
           <w:tcPr>
-            <w:tcW w:w="2247" w:type="dxa"/>
-          </w:tcPr>
-          <w:p>
-            <w:r>
-              <w:t>Death pool adjusted TMREL prevalence</w:t>
-            </w:r>
-          </w:p>
-        </w:tc>
-        <w:tc>
-          <w:tcPr>
-            <w:tcW w:w="1102" w:type="dxa"/>
-          </w:tcPr>
-          <w:p>
-            <w:r>
-              <w:t>Known</w:t>
-            </w:r>
-          </w:p>
-        </w:tc>
-        <w:tc>
-          <w:tcPr>
-            <w:tcW w:w="4765" w:type="dxa"/>
-          </w:tcPr>
-          <w:p>
-            <w:r>
-              <w:t>Prev cat 4 / (1 + rate_to_prob(acmr))</w:t>
+            <w:tcW w:w="2486" w:type="dxa"/>
+          </w:tcPr>
+          <w:p>
+            <w:r>
+              <w:t>Coverage of MAM treatment</w:t>
+            </w:r>
+          </w:p>
+        </w:tc>
+        <w:tc>
+          <w:tcPr>
+            <w:tcW w:w="1153" w:type="dxa"/>
+          </w:tcPr>
+          <w:p>
+            <w:r>
+              <w:t>Sampled from known range</w:t>
+            </w:r>
+          </w:p>
+        </w:tc>
+        <w:tc>
+          <w:tcPr>
+            <w:tcW w:w="2969" w:type="dxa"/>
+          </w:tcPr>
+          <w:p>
+            <w:r>
+              <w:t>Defined on wasting treatment intervention model document</w:t>
             </w:r>
           </w:p>
         </w:tc>
@@ -1614,12 +2685,12 @@
       <w:tr>
         <w:tc>
           <w:tcPr>
-            <w:tcW w:w="1236" w:type="dxa"/>
+            <w:tcW w:w="2742" w:type="dxa"/>
           </w:tcPr>
           <w:p>
             <w:pPr>
               <w:rPr>
-                <w:rFonts w:ascii="Calibri" w:eastAsia="Calibri" w:hAnsi="Calibri" w:cs="Times New Roman"/>
+                <w:rFonts w:eastAsiaTheme="minorEastAsia"/>
               </w:rPr>
             </w:pPr>
             <m:oMathPara>
@@ -1628,25 +2699,25 @@
                   <m:sSubPr>
                     <m:ctrlPr>
                       <w:rPr>
-                        <w:rFonts w:ascii="Cambria Math" w:hAnsi="Cambria Math"/>
-                        <w:i/>
-                      </w:rPr>
-                    </m:ctrlPr>
-                  </m:sSubPr>
-                  <m:e>
-                    <m:r>
-                      <w:rPr>
-                        <w:rFonts w:ascii="Cambria Math" w:hAnsi="Cambria Math"/>
-                      </w:rPr>
-                      <m:t>p</m:t>
-                    </m:r>
-                  </m:e>
-                  <m:sub>
-                    <m:r>
-                      <w:rPr>
-                        <w:rFonts w:ascii="Cambria Math" w:hAnsi="Cambria Math"/>
-                      </w:rPr>
-                      <m:t>3</m:t>
+                        <w:rFonts w:ascii="Cambria Math" w:eastAsia="Calibri" w:hAnsi="Cambria Math" w:cs="Times New Roman"/>
+                        <w:i/>
+                      </w:rPr>
+                    </m:ctrlPr>
+                  </m:sSubPr>
+                  <m:e>
+                    <m:r>
+                      <w:rPr>
+                        <w:rFonts w:ascii="Cambria Math" w:eastAsia="Calibri" w:hAnsi="Cambria Math" w:cs="Times New Roman"/>
+                      </w:rPr>
+                      <m:t>E</m:t>
+                    </m:r>
+                  </m:e>
+                  <m:sub>
+                    <m:r>
+                      <w:rPr>
+                        <w:rFonts w:ascii="Cambria Math" w:eastAsia="Calibri" w:hAnsi="Cambria Math" w:cs="Times New Roman"/>
+                      </w:rPr>
+                      <m:t>MAM</m:t>
                     </m:r>
                   </m:sub>
                 </m:sSub>
@@ -1656,31 +2727,31 @@
         </w:tc>
         <w:tc>
           <w:tcPr>
-            <w:tcW w:w="2247" w:type="dxa"/>
-          </w:tcPr>
-          <w:p>
-            <w:r>
-              <w:t>Death pool adjusted mild prevalence</w:t>
-            </w:r>
-          </w:p>
-        </w:tc>
-        <w:tc>
-          <w:tcPr>
-            <w:tcW w:w="1102" w:type="dxa"/>
-          </w:tcPr>
-          <w:p>
-            <w:r>
-              <w:t>Known</w:t>
-            </w:r>
-          </w:p>
-        </w:tc>
-        <w:tc>
-          <w:tcPr>
-            <w:tcW w:w="4765" w:type="dxa"/>
-          </w:tcPr>
-          <w:p>
-            <w:r>
-              <w:t>Prev cat 3 / (1 + rate_to_prob(acmr))</w:t>
+            <w:tcW w:w="2486" w:type="dxa"/>
+          </w:tcPr>
+          <w:p>
+            <w:r>
+              <w:t>Efficacy of MAM treatment</w:t>
+            </w:r>
+          </w:p>
+        </w:tc>
+        <w:tc>
+          <w:tcPr>
+            <w:tcW w:w="1153" w:type="dxa"/>
+          </w:tcPr>
+          <w:p>
+            <w:r>
+              <w:t>Sampled from known range</w:t>
+            </w:r>
+          </w:p>
+        </w:tc>
+        <w:tc>
+          <w:tcPr>
+            <w:tcW w:w="2969" w:type="dxa"/>
+          </w:tcPr>
+          <w:p>
+            <w:r>
+              <w:t>Defined on wasting treatment intervention model document</w:t>
             </w:r>
           </w:p>
         </w:tc>
@@ -1688,7 +2759,7 @@
       <w:tr>
         <w:tc>
           <w:tcPr>
-            <w:tcW w:w="1236" w:type="dxa"/>
+            <w:tcW w:w="2742" w:type="dxa"/>
           </w:tcPr>
           <w:p>
             <w:pPr>
@@ -1712,15 +2783,15 @@
                       <w:rPr>
                         <w:rFonts w:ascii="Cambria Math" w:hAnsi="Cambria Math"/>
                       </w:rPr>
-                      <m:t>p</m:t>
-                    </m:r>
-                  </m:e>
-                  <m:sub>
-                    <m:r>
-                      <w:rPr>
-                        <w:rFonts w:ascii="Cambria Math" w:hAnsi="Cambria Math"/>
-                      </w:rPr>
-                      <m:t>2</m:t>
+                      <m:t>r</m:t>
+                    </m:r>
+                  </m:e>
+                  <m:sub>
+                    <m:r>
+                      <w:rPr>
+                        <w:rFonts w:ascii="Cambria Math" w:hAnsi="Cambria Math"/>
+                      </w:rPr>
+                      <m:t>SAM,tx</m:t>
                     </m:r>
                   </m:sub>
                 </m:sSub>
@@ -1730,17 +2801,17 @@
         </w:tc>
         <w:tc>
           <w:tcPr>
-            <w:tcW w:w="2247" w:type="dxa"/>
-          </w:tcPr>
-          <w:p>
-            <w:r>
-              <w:t>Death pool adjusted MAM prevalence</w:t>
-            </w:r>
-          </w:p>
-        </w:tc>
-        <w:tc>
-          <w:tcPr>
-            <w:tcW w:w="1102" w:type="dxa"/>
+            <w:tcW w:w="2486" w:type="dxa"/>
+          </w:tcPr>
+          <w:p>
+            <w:r>
+              <w:t>Annual recovery rate to mild for effectively treated SAM</w:t>
+            </w:r>
+          </w:p>
+        </w:tc>
+        <w:tc>
+          <w:tcPr>
+            <w:tcW w:w="1153" w:type="dxa"/>
           </w:tcPr>
           <w:p>
             <w:r>
@@ -1750,11 +2821,11 @@
         </w:tc>
         <w:tc>
           <w:tcPr>
-            <w:tcW w:w="4765" w:type="dxa"/>
-          </w:tcPr>
-          <w:p>
-            <w:r>
-              <w:t>Prev cat 2 / (1 + rate_to_prob(acmr))</w:t>
+            <w:tcW w:w="2969" w:type="dxa"/>
+          </w:tcPr>
+          <w:p>
+            <w:r>
+              <w:t>Defined on wasting treatment intervention model document</w:t>
             </w:r>
           </w:p>
         </w:tc>
@@ -1762,7 +2833,7 @@
       <w:tr>
         <w:tc>
           <w:tcPr>
-            <w:tcW w:w="1236" w:type="dxa"/>
+            <w:tcW w:w="2742" w:type="dxa"/>
           </w:tcPr>
           <w:p>
             <w:pPr>
@@ -1776,25 +2847,25 @@
                   <m:sSubPr>
                     <m:ctrlPr>
                       <w:rPr>
-                        <w:rFonts w:ascii="Cambria Math" w:hAnsi="Cambria Math"/>
-                        <w:i/>
-                      </w:rPr>
-                    </m:ctrlPr>
-                  </m:sSubPr>
-                  <m:e>
-                    <m:r>
-                      <w:rPr>
-                        <w:rFonts w:ascii="Cambria Math" w:hAnsi="Cambria Math"/>
-                      </w:rPr>
-                      <m:t>p</m:t>
-                    </m:r>
-                  </m:e>
-                  <m:sub>
-                    <m:r>
-                      <w:rPr>
-                        <w:rFonts w:ascii="Cambria Math" w:hAnsi="Cambria Math"/>
-                      </w:rPr>
-                      <m:t>1</m:t>
+                        <w:rFonts w:ascii="Cambria Math" w:eastAsia="Calibri" w:hAnsi="Cambria Math" w:cs="Times New Roman"/>
+                        <w:i/>
+                      </w:rPr>
+                    </m:ctrlPr>
+                  </m:sSubPr>
+                  <m:e>
+                    <m:r>
+                      <w:rPr>
+                        <w:rFonts w:ascii="Cambria Math" w:eastAsia="Calibri" w:hAnsi="Cambria Math" w:cs="Times New Roman"/>
+                      </w:rPr>
+                      <m:t>r</m:t>
+                    </m:r>
+                  </m:e>
+                  <m:sub>
+                    <m:r>
+                      <w:rPr>
+                        <w:rFonts w:ascii="Cambria Math" w:eastAsia="Calibri" w:hAnsi="Cambria Math" w:cs="Times New Roman"/>
+                      </w:rPr>
+                      <m:t>SAM,ux</m:t>
                     </m:r>
                   </m:sub>
                 </m:sSub>
@@ -1804,31 +2875,61 @@
         </w:tc>
         <w:tc>
           <w:tcPr>
-            <w:tcW w:w="2247" w:type="dxa"/>
-          </w:tcPr>
-          <w:p>
-            <w:r>
-              <w:t>Death pool adjusted SAM prevalence</w:t>
-            </w:r>
-          </w:p>
-        </w:tc>
-        <w:tc>
-          <w:tcPr>
-            <w:tcW w:w="1102" w:type="dxa"/>
-          </w:tcPr>
-          <w:p>
-            <w:r>
-              <w:t>Known</w:t>
-            </w:r>
-          </w:p>
-        </w:tc>
-        <w:tc>
-          <w:tcPr>
-            <w:tcW w:w="4765" w:type="dxa"/>
-          </w:tcPr>
-          <w:p>
-            <w:r>
-              <w:t>Prev cat 1 / (1 + rate_to_prob(acmr))</w:t>
+            <w:tcW w:w="2486" w:type="dxa"/>
+          </w:tcPr>
+          <w:p>
+            <w:pPr>
+              <w:rPr>
+                <w:b/>
+                <w:bCs/>
+              </w:rPr>
+            </w:pPr>
+            <w:r>
+              <w:rPr>
+                <w:b/>
+                <w:bCs/>
+              </w:rPr>
+              <w:t>Annual recovery rate of untreated SAM</w:t>
+            </w:r>
+          </w:p>
+        </w:tc>
+        <w:tc>
+          <w:tcPr>
+            <w:tcW w:w="1153" w:type="dxa"/>
+          </w:tcPr>
+          <w:p>
+            <w:pPr>
+              <w:rPr>
+                <w:b/>
+                <w:bCs/>
+              </w:rPr>
+            </w:pPr>
+            <w:r>
+              <w:rPr>
+                <w:b/>
+                <w:bCs/>
+              </w:rPr>
+              <w:t>Unknown</w:t>
+            </w:r>
+          </w:p>
+        </w:tc>
+        <w:tc>
+          <w:tcPr>
+            <w:tcW w:w="2969" w:type="dxa"/>
+          </w:tcPr>
+          <w:p>
+            <w:pPr>
+              <w:rPr>
+                <w:b/>
+                <w:bCs/>
+              </w:rPr>
+            </w:pPr>
+            <w:r>
+              <w:rPr>
+                <w:b/>
+                <w:bCs/>
+              </w:rPr>
+              <w:t>Prob_to_rate(r2)</w:t>
             </w:r>
           </w:p>
         </w:tc>
@@ -1836,7 +2937,7 @@
       <w:tr>
         <w:tc>
           <w:tcPr>
-            <w:tcW w:w="1236" w:type="dxa"/>
+            <w:tcW w:w="2742" w:type="dxa"/>
           </w:tcPr>
           <w:p>
             <w:pPr>
@@ -1850,25 +2951,25 @@
                   <m:sSubPr>
                     <m:ctrlPr>
                       <w:rPr>
-                        <w:rFonts w:ascii="Cambria Math" w:hAnsi="Cambria Math"/>
-                        <w:i/>
-                      </w:rPr>
-                    </m:ctrlPr>
-                  </m:sSubPr>
-                  <m:e>
-                    <m:r>
-                      <w:rPr>
-                        <w:rFonts w:ascii="Cambria Math" w:hAnsi="Cambria Math"/>
-                      </w:rPr>
-                      <m:t>p</m:t>
-                    </m:r>
-                  </m:e>
-                  <m:sub>
-                    <m:r>
-                      <w:rPr>
-                        <w:rFonts w:ascii="Cambria Math" w:hAnsi="Cambria Math"/>
-                      </w:rPr>
-                      <m:t>0</m:t>
+                        <w:rFonts w:ascii="Cambria Math" w:eastAsia="Calibri" w:hAnsi="Cambria Math" w:cs="Times New Roman"/>
+                        <w:i/>
+                      </w:rPr>
+                    </m:ctrlPr>
+                  </m:sSubPr>
+                  <m:e>
+                    <m:r>
+                      <w:rPr>
+                        <w:rFonts w:ascii="Cambria Math" w:eastAsia="Calibri" w:hAnsi="Cambria Math" w:cs="Times New Roman"/>
+                      </w:rPr>
+                      <m:t>r</m:t>
+                    </m:r>
+                  </m:e>
+                  <m:sub>
+                    <m:r>
+                      <w:rPr>
+                        <w:rFonts w:ascii="Cambria Math" w:eastAsia="Calibri" w:hAnsi="Cambria Math" w:cs="Times New Roman"/>
+                      </w:rPr>
+                      <m:t>MAM,tx</m:t>
                     </m:r>
                   </m:sub>
                 </m:sSub>
@@ -1878,17 +2979,17 @@
         </w:tc>
         <w:tc>
           <w:tcPr>
-            <w:tcW w:w="2247" w:type="dxa"/>
-          </w:tcPr>
-          <w:p>
-            <w:r>
-              <w:t>Death pool prevalence</w:t>
-            </w:r>
-          </w:p>
-        </w:tc>
-        <w:tc>
-          <w:tcPr>
-            <w:tcW w:w="1102" w:type="dxa"/>
+            <w:tcW w:w="2486" w:type="dxa"/>
+          </w:tcPr>
+          <w:p>
+            <w:r>
+              <w:t>Annual recovery rate of treated MAM</w:t>
+            </w:r>
+          </w:p>
+        </w:tc>
+        <w:tc>
+          <w:tcPr>
+            <w:tcW w:w="1153" w:type="dxa"/>
           </w:tcPr>
           <w:p>
             <w:r>
@@ -1898,11 +2999,11 @@
         </w:tc>
         <w:tc>
           <w:tcPr>
-            <w:tcW w:w="4765" w:type="dxa"/>
-          </w:tcPr>
-          <w:p>
-            <w:r>
-              <w:t>rate_to_prob(acmr) / (1 + rate_to_prob(acmr))</w:t>
+            <w:tcW w:w="2969" w:type="dxa"/>
+          </w:tcPr>
+          <w:p>
+            <w:r>
+              <w:t>Defined on wasting treatment intervention model document</w:t>
             </w:r>
           </w:p>
         </w:tc>
@@ -1910,12 +3011,12 @@
       <w:tr>
         <w:tc>
           <w:tcPr>
-            <w:tcW w:w="1236" w:type="dxa"/>
+            <w:tcW w:w="2742" w:type="dxa"/>
           </w:tcPr>
           <w:p>
             <w:pPr>
               <w:rPr>
-                <w:rFonts w:eastAsiaTheme="minorEastAsia"/>
+                <w:rFonts w:ascii="Calibri" w:eastAsia="Calibri" w:hAnsi="Calibri" w:cs="Times New Roman"/>
               </w:rPr>
             </w:pPr>
             <m:oMathPara>
@@ -1934,15 +3035,15 @@
                       <w:rPr>
                         <w:rFonts w:ascii="Cambria Math" w:hAnsi="Cambria Math"/>
                       </w:rPr>
-                      <m:t>C</m:t>
-                    </m:r>
-                  </m:e>
-                  <m:sub>
-                    <m:r>
-                      <w:rPr>
-                        <w:rFonts w:ascii="Cambria Math" w:hAnsi="Cambria Math"/>
-                      </w:rPr>
-                      <m:t>SAM</m:t>
+                      <m:t>r</m:t>
+                    </m:r>
+                  </m:e>
+                  <m:sub>
+                    <m:r>
+                      <w:rPr>
+                        <w:rFonts w:ascii="Cambria Math" w:hAnsi="Cambria Math"/>
+                      </w:rPr>
+                      <m:t>MAM,ux</m:t>
                     </m:r>
                   </m:sub>
                 </m:sSub>
@@ -1952,377 +3053,7 @@
         </w:tc>
         <w:tc>
           <w:tcPr>
-            <w:tcW w:w="2247" w:type="dxa"/>
-          </w:tcPr>
-          <w:p>
-            <w:r>
-              <w:t>Coverage of SAM</w:t>
-            </w:r>
-          </w:p>
-        </w:tc>
-        <w:tc>
-          <w:tcPr>
-            <w:tcW w:w="1102" w:type="dxa"/>
-          </w:tcPr>
-          <w:p>
-            <w:r>
-              <w:t>Known</w:t>
-            </w:r>
-          </w:p>
-        </w:tc>
-        <w:tc>
-          <w:tcPr>
-            <w:tcW w:w="4765" w:type="dxa"/>
-          </w:tcPr>
-          <w:p>
-            <w:r>
-              <w:t>Defined on wasting treatment intervention model document</w:t>
-            </w:r>
-          </w:p>
-        </w:tc>
-      </w:tr>
-      <w:tr>
-        <w:tc>
-          <w:tcPr>
-            <w:tcW w:w="1236" w:type="dxa"/>
-          </w:tcPr>
-          <w:p>
-            <w:pPr>
-              <w:rPr>
-                <w:rFonts w:ascii="Calibri" w:eastAsia="Calibri" w:hAnsi="Calibri" w:cs="Times New Roman"/>
-              </w:rPr>
-            </w:pPr>
-            <m:oMathPara>
-              <m:oMath>
-                <m:sSub>
-                  <m:sSubPr>
-                    <m:ctrlPr>
-                      <w:rPr>
-                        <w:rFonts w:ascii="Cambria Math" w:eastAsia="Calibri" w:hAnsi="Cambria Math" w:cs="Times New Roman"/>
-                        <w:i/>
-                      </w:rPr>
-                    </m:ctrlPr>
-                  </m:sSubPr>
-                  <m:e>
-                    <m:r>
-                      <w:rPr>
-                        <w:rFonts w:ascii="Cambria Math" w:eastAsia="Calibri" w:hAnsi="Cambria Math" w:cs="Times New Roman"/>
-                      </w:rPr>
-                      <m:t>E</m:t>
-                    </m:r>
-                  </m:e>
-                  <m:sub>
-                    <m:r>
-                      <w:rPr>
-                        <w:rFonts w:ascii="Cambria Math" w:eastAsia="Calibri" w:hAnsi="Cambria Math" w:cs="Times New Roman"/>
-                      </w:rPr>
-                      <m:t>SAM</m:t>
-                    </m:r>
-                  </m:sub>
-                </m:sSub>
-              </m:oMath>
-            </m:oMathPara>
-          </w:p>
-        </w:tc>
-        <w:tc>
-          <w:tcPr>
-            <w:tcW w:w="2247" w:type="dxa"/>
-          </w:tcPr>
-          <w:p>
-            <w:r>
-              <w:t>Efficacy of SAM</w:t>
-            </w:r>
-          </w:p>
-        </w:tc>
-        <w:tc>
-          <w:tcPr>
-            <w:tcW w:w="1102" w:type="dxa"/>
-          </w:tcPr>
-          <w:p>
-            <w:r>
-              <w:t>Known</w:t>
-            </w:r>
-          </w:p>
-        </w:tc>
-        <w:tc>
-          <w:tcPr>
-            <w:tcW w:w="4765" w:type="dxa"/>
-          </w:tcPr>
-          <w:p>
-            <w:r>
-              <w:t>Defined on wasting treatment intervention model document</w:t>
-            </w:r>
-          </w:p>
-        </w:tc>
-      </w:tr>
-      <w:tr>
-        <w:tc>
-          <w:tcPr>
-            <w:tcW w:w="1236" w:type="dxa"/>
-          </w:tcPr>
-          <w:p>
-            <w:pPr>
-              <w:rPr>
-                <w:rFonts w:ascii="Calibri" w:eastAsia="Calibri" w:hAnsi="Calibri" w:cs="Times New Roman"/>
-              </w:rPr>
-            </w:pPr>
-            <m:oMathPara>
-              <m:oMath>
-                <m:sSub>
-                  <m:sSubPr>
-                    <m:ctrlPr>
-                      <w:rPr>
-                        <w:rFonts w:ascii="Cambria Math" w:hAnsi="Cambria Math"/>
-                        <w:i/>
-                      </w:rPr>
-                    </m:ctrlPr>
-                  </m:sSubPr>
-                  <m:e>
-                    <m:r>
-                      <w:rPr>
-                        <w:rFonts w:ascii="Cambria Math" w:hAnsi="Cambria Math"/>
-                      </w:rPr>
-                      <m:t>C</m:t>
-                    </m:r>
-                  </m:e>
-                  <m:sub>
-                    <m:r>
-                      <w:rPr>
-                        <w:rFonts w:ascii="Cambria Math" w:hAnsi="Cambria Math"/>
-                      </w:rPr>
-                      <m:t>MAM</m:t>
-                    </m:r>
-                  </m:sub>
-                </m:sSub>
-              </m:oMath>
-            </m:oMathPara>
-          </w:p>
-        </w:tc>
-        <w:tc>
-          <w:tcPr>
-            <w:tcW w:w="2247" w:type="dxa"/>
-          </w:tcPr>
-          <w:p>
-            <w:r>
-              <w:t>Coverage of MAM treatment</w:t>
-            </w:r>
-          </w:p>
-        </w:tc>
-        <w:tc>
-          <w:tcPr>
-            <w:tcW w:w="1102" w:type="dxa"/>
-          </w:tcPr>
-          <w:p>
-            <w:r>
-              <w:t>Known</w:t>
-            </w:r>
-          </w:p>
-        </w:tc>
-        <w:tc>
-          <w:tcPr>
-            <w:tcW w:w="4765" w:type="dxa"/>
-          </w:tcPr>
-          <w:p>
-            <w:r>
-              <w:t>Defined on wasting treatment intervention model document</w:t>
-            </w:r>
-          </w:p>
-        </w:tc>
-      </w:tr>
-      <w:tr>
-        <w:tc>
-          <w:tcPr>
-            <w:tcW w:w="1236" w:type="dxa"/>
-          </w:tcPr>
-          <w:p>
-            <w:pPr>
-              <w:rPr>
-                <w:rFonts w:eastAsiaTheme="minorEastAsia"/>
-              </w:rPr>
-            </w:pPr>
-            <m:oMathPara>
-              <m:oMath>
-                <m:sSub>
-                  <m:sSubPr>
-                    <m:ctrlPr>
-                      <w:rPr>
-                        <w:rFonts w:ascii="Cambria Math" w:eastAsia="Calibri" w:hAnsi="Cambria Math" w:cs="Times New Roman"/>
-                        <w:i/>
-                      </w:rPr>
-                    </m:ctrlPr>
-                  </m:sSubPr>
-                  <m:e>
-                    <m:r>
-                      <w:rPr>
-                        <w:rFonts w:ascii="Cambria Math" w:eastAsia="Calibri" w:hAnsi="Cambria Math" w:cs="Times New Roman"/>
-                      </w:rPr>
-                      <m:t>E</m:t>
-                    </m:r>
-                  </m:e>
-                  <m:sub>
-                    <m:r>
-                      <w:rPr>
-                        <w:rFonts w:ascii="Cambria Math" w:eastAsia="Calibri" w:hAnsi="Cambria Math" w:cs="Times New Roman"/>
-                      </w:rPr>
-                      <m:t>MAM</m:t>
-                    </m:r>
-                  </m:sub>
-                </m:sSub>
-              </m:oMath>
-            </m:oMathPara>
-          </w:p>
-        </w:tc>
-        <w:tc>
-          <w:tcPr>
-            <w:tcW w:w="2247" w:type="dxa"/>
-          </w:tcPr>
-          <w:p>
-            <w:r>
-              <w:t>Efficacy of MAM treatment</w:t>
-            </w:r>
-          </w:p>
-        </w:tc>
-        <w:tc>
-          <w:tcPr>
-            <w:tcW w:w="1102" w:type="dxa"/>
-          </w:tcPr>
-          <w:p>
-            <w:r>
-              <w:t>Known</w:t>
-            </w:r>
-          </w:p>
-        </w:tc>
-        <w:tc>
-          <w:tcPr>
-            <w:tcW w:w="4765" w:type="dxa"/>
-          </w:tcPr>
-          <w:p>
-            <w:r>
-              <w:t>Defined on wasting treatment intervention model document</w:t>
-            </w:r>
-          </w:p>
-        </w:tc>
-      </w:tr>
-      <w:tr>
-        <w:tc>
-          <w:tcPr>
-            <w:tcW w:w="1236" w:type="dxa"/>
-          </w:tcPr>
-          <w:p>
-            <w:pPr>
-              <w:rPr>
-                <w:rFonts w:ascii="Calibri" w:eastAsia="Calibri" w:hAnsi="Calibri" w:cs="Times New Roman"/>
-              </w:rPr>
-            </w:pPr>
-            <m:oMathPara>
-              <m:oMath>
-                <m:sSub>
-                  <m:sSubPr>
-                    <m:ctrlPr>
-                      <w:rPr>
-                        <w:rFonts w:ascii="Cambria Math" w:hAnsi="Cambria Math"/>
-                        <w:i/>
-                      </w:rPr>
-                    </m:ctrlPr>
-                  </m:sSubPr>
-                  <m:e>
-                    <m:r>
-                      <w:rPr>
-                        <w:rFonts w:ascii="Cambria Math" w:hAnsi="Cambria Math"/>
-                      </w:rPr>
-                      <m:t>r</m:t>
-                    </m:r>
-                  </m:e>
-                  <m:sub>
-                    <m:r>
-                      <w:rPr>
-                        <w:rFonts w:ascii="Cambria Math" w:hAnsi="Cambria Math"/>
-                      </w:rPr>
-                      <m:t>SAM,tx</m:t>
-                    </m:r>
-                  </m:sub>
-                </m:sSub>
-              </m:oMath>
-            </m:oMathPara>
-          </w:p>
-        </w:tc>
-        <w:tc>
-          <w:tcPr>
-            <w:tcW w:w="2247" w:type="dxa"/>
-          </w:tcPr>
-          <w:p>
-            <w:r>
-              <w:t>Annual recovery rate to mild for effectively treated SAM</w:t>
-            </w:r>
-          </w:p>
-        </w:tc>
-        <w:tc>
-          <w:tcPr>
-            <w:tcW w:w="1102" w:type="dxa"/>
-          </w:tcPr>
-          <w:p>
-            <w:r>
-              <w:t>Known</w:t>
-            </w:r>
-          </w:p>
-        </w:tc>
-        <w:tc>
-          <w:tcPr>
-            <w:tcW w:w="4765" w:type="dxa"/>
-          </w:tcPr>
-          <w:p>
-            <w:r>
-              <w:t>Defined on wasting treatment intervention model document</w:t>
-            </w:r>
-          </w:p>
-        </w:tc>
-      </w:tr>
-      <w:tr>
-        <w:tc>
-          <w:tcPr>
-            <w:tcW w:w="1236" w:type="dxa"/>
-          </w:tcPr>
-          <w:p>
-            <w:pPr>
-              <w:rPr>
-                <w:rFonts w:ascii="Calibri" w:eastAsia="Calibri" w:hAnsi="Calibri" w:cs="Times New Roman"/>
-              </w:rPr>
-            </w:pPr>
-            <m:oMathPara>
-              <m:oMath>
-                <m:sSub>
-                  <m:sSubPr>
-                    <m:ctrlPr>
-                      <w:rPr>
-                        <w:rFonts w:ascii="Cambria Math" w:eastAsia="Calibri" w:hAnsi="Cambria Math" w:cs="Times New Roman"/>
-                        <w:i/>
-                      </w:rPr>
-                    </m:ctrlPr>
-                  </m:sSubPr>
-                  <m:e>
-                    <m:r>
-                      <w:rPr>
-                        <w:rFonts w:ascii="Cambria Math" w:eastAsia="Calibri" w:hAnsi="Cambria Math" w:cs="Times New Roman"/>
-                      </w:rPr>
-                      <m:t>r</m:t>
-                    </m:r>
-                  </m:e>
-                  <m:sub>
-                    <m:r>
-                      <w:rPr>
-                        <w:rFonts w:ascii="Cambria Math" w:eastAsia="Calibri" w:hAnsi="Cambria Math" w:cs="Times New Roman"/>
-                      </w:rPr>
-                      <m:t>SAM,ux</m:t>
-                    </m:r>
-                  </m:sub>
-                </m:sSub>
-              </m:oMath>
-            </m:oMathPara>
-          </w:p>
-        </w:tc>
-        <w:tc>
-          <w:tcPr>
-            <w:tcW w:w="2247" w:type="dxa"/>
+            <w:tcW w:w="2486" w:type="dxa"/>
           </w:tcPr>
           <w:p>
             <w:pPr>
@@ -2336,218 +3067,33 @@
                 <w:b/>
                 <w:bCs/>
               </w:rPr>
-              <w:t xml:space="preserve">Annual recovery rate of </w:t>
-            </w:r>
-            <w:r>
+              <w:t>Annual recovery rate of untreated MAM</w:t>
+            </w:r>
+          </w:p>
+        </w:tc>
+        <w:tc>
+          <w:tcPr>
+            <w:tcW w:w="1153" w:type="dxa"/>
+          </w:tcPr>
+          <w:p>
+            <w:pPr>
               <w:rPr>
                 <w:b/>
                 <w:bCs/>
               </w:rPr>
-              <w:t>untreated SAM</w:t>
-            </w:r>
-          </w:p>
-        </w:tc>
-        <w:tc>
-          <w:tcPr>
-            <w:tcW w:w="1102" w:type="dxa"/>
-          </w:tcPr>
-          <w:p>
-            <w:pPr>
+            </w:pPr>
+            <w:r>
               <w:rPr>
                 <w:b/>
                 <w:bCs/>
               </w:rPr>
-            </w:pPr>
-            <w:r>
-              <w:rPr>
-                <w:b/>
-                <w:bCs/>
-              </w:rPr>
               <w:t>Unknown</w:t>
             </w:r>
           </w:p>
         </w:tc>
         <w:tc>
           <w:tcPr>
-            <w:tcW w:w="4765" w:type="dxa"/>
-          </w:tcPr>
-          <w:p>
-            <w:pPr>
-              <w:rPr>
-                <w:b/>
-                <w:bCs/>
-              </w:rPr>
-            </w:pPr>
-            <w:r>
-              <w:rPr>
-                <w:b/>
-                <w:bCs/>
-              </w:rPr>
-              <w:t>Prob_to_rate(r2)</w:t>
-            </w:r>
-          </w:p>
-        </w:tc>
-      </w:tr>
-      <w:tr>
-        <w:tc>
-          <w:tcPr>
-            <w:tcW w:w="1236" w:type="dxa"/>
-          </w:tcPr>
-          <w:p>
-            <w:pPr>
-              <w:rPr>
-                <w:rFonts w:ascii="Calibri" w:eastAsia="Calibri" w:hAnsi="Calibri" w:cs="Times New Roman"/>
-              </w:rPr>
-            </w:pPr>
-            <m:oMathPara>
-              <m:oMath>
-                <m:sSub>
-                  <m:sSubPr>
-                    <m:ctrlPr>
-                      <w:rPr>
-                        <w:rFonts w:ascii="Cambria Math" w:eastAsia="Calibri" w:hAnsi="Cambria Math" w:cs="Times New Roman"/>
-                        <w:i/>
-                      </w:rPr>
-                    </m:ctrlPr>
-                  </m:sSubPr>
-                  <m:e>
-                    <m:r>
-                      <w:rPr>
-                        <w:rFonts w:ascii="Cambria Math" w:eastAsia="Calibri" w:hAnsi="Cambria Math" w:cs="Times New Roman"/>
-                      </w:rPr>
-                      <m:t>r</m:t>
-                    </m:r>
-                  </m:e>
-                  <m:sub>
-                    <m:r>
-                      <w:rPr>
-                        <w:rFonts w:ascii="Cambria Math" w:eastAsia="Calibri" w:hAnsi="Cambria Math" w:cs="Times New Roman"/>
-                      </w:rPr>
-                      <m:t>MAM,tx</m:t>
-                    </m:r>
-                  </m:sub>
-                </m:sSub>
-              </m:oMath>
-            </m:oMathPara>
-          </w:p>
-        </w:tc>
-        <w:tc>
-          <w:tcPr>
-            <w:tcW w:w="2247" w:type="dxa"/>
-          </w:tcPr>
-          <w:p>
-            <w:r>
-              <w:t>Annual recovery rate of treated MAM</w:t>
-            </w:r>
-          </w:p>
-        </w:tc>
-        <w:tc>
-          <w:tcPr>
-            <w:tcW w:w="1102" w:type="dxa"/>
-          </w:tcPr>
-          <w:p>
-            <w:r>
-              <w:t>Known</w:t>
-            </w:r>
-          </w:p>
-        </w:tc>
-        <w:tc>
-          <w:tcPr>
-            <w:tcW w:w="4765" w:type="dxa"/>
-          </w:tcPr>
-          <w:p>
-            <w:r>
-              <w:t>Defined on wasting treatment intervention model document</w:t>
-            </w:r>
-          </w:p>
-        </w:tc>
-      </w:tr>
-      <w:tr>
-        <w:tc>
-          <w:tcPr>
-            <w:tcW w:w="1236" w:type="dxa"/>
-          </w:tcPr>
-          <w:p>
-            <w:pPr>
-              <w:rPr>
-                <w:rFonts w:ascii="Calibri" w:eastAsia="Calibri" w:hAnsi="Calibri" w:cs="Times New Roman"/>
-              </w:rPr>
-            </w:pPr>
-            <m:oMathPara>
-              <m:oMath>
-                <m:sSub>
-                  <m:sSubPr>
-                    <m:ctrlPr>
-                      <w:rPr>
-                        <w:rFonts w:ascii="Cambria Math" w:hAnsi="Cambria Math"/>
-                        <w:i/>
-                      </w:rPr>
-                    </m:ctrlPr>
-                  </m:sSubPr>
-                  <m:e>
-                    <m:r>
-                      <w:rPr>
-                        <w:rFonts w:ascii="Cambria Math" w:hAnsi="Cambria Math"/>
-                      </w:rPr>
-                      <m:t>r</m:t>
-                    </m:r>
-                  </m:e>
-                  <m:sub>
-                    <m:r>
-                      <w:rPr>
-                        <w:rFonts w:ascii="Cambria Math" w:hAnsi="Cambria Math"/>
-                      </w:rPr>
-                      <m:t>MAM,ux</m:t>
-                    </m:r>
-                  </m:sub>
-                </m:sSub>
-              </m:oMath>
-            </m:oMathPara>
-          </w:p>
-        </w:tc>
-        <w:tc>
-          <w:tcPr>
-            <w:tcW w:w="2247" w:type="dxa"/>
-          </w:tcPr>
-          <w:p>
-            <w:pPr>
-              <w:rPr>
-                <w:b/>
-                <w:bCs/>
-              </w:rPr>
-            </w:pPr>
-            <w:r>
-              <w:rPr>
-                <w:b/>
-                <w:bCs/>
-              </w:rPr>
-              <w:t>Annual recovery rate of untreated MAM</w:t>
-            </w:r>
-          </w:p>
-        </w:tc>
-        <w:tc>
-          <w:tcPr>
-            <w:tcW w:w="1102" w:type="dxa"/>
-          </w:tcPr>
-          <w:p>
-            <w:pPr>
-              <w:rPr>
-                <w:b/>
-                <w:bCs/>
-              </w:rPr>
-            </w:pPr>
-            <w:r>
-              <w:rPr>
-                <w:b/>
-                <w:bCs/>
-              </w:rPr>
-              <w:t>Unknown</w:t>
-            </w:r>
-          </w:p>
-        </w:tc>
-        <w:tc>
-          <w:tcPr>
-            <w:tcW w:w="4765" w:type="dxa"/>
+            <w:tcW w:w="2969" w:type="dxa"/>
           </w:tcPr>
           <w:p>
             <w:pPr>
@@ -2587,6 +3133,7 @@
     </w:p>
     <w:p>
       <w:r>
+        <w:lastRenderedPageBreak/>
         <w:t xml:space="preserve">These equations are true under the assumption of a steady state equilibrium. </w:t>
       </w:r>
       <w:r>
@@ -2606,13 +3153,13 @@
         <w:tblLook w:val="04A0" w:firstRow="1" w:lastRow="0" w:firstColumn="1" w:lastColumn="0" w:noHBand="0" w:noVBand="1"/>
       </w:tblPr>
       <w:tblGrid>
-        <w:gridCol w:w="1354"/>
-        <w:gridCol w:w="7996"/>
+        <w:gridCol w:w="1861"/>
+        <w:gridCol w:w="7489"/>
       </w:tblGrid>
       <w:tr>
         <w:tc>
           <w:tcPr>
-            <w:tcW w:w="1345" w:type="dxa"/>
+            <w:tcW w:w="1354" w:type="dxa"/>
           </w:tcPr>
           <w:p>
             <w:r>
@@ -2631,7 +3178,7 @@
         </w:tc>
         <w:tc>
           <w:tcPr>
-            <w:tcW w:w="8005" w:type="dxa"/>
+            <w:tcW w:w="7996" w:type="dxa"/>
           </w:tcPr>
           <w:p>
             <m:oMathPara>
@@ -2911,7 +3458,7 @@
       <w:tr>
         <w:tc>
           <w:tcPr>
-            <w:tcW w:w="1345" w:type="dxa"/>
+            <w:tcW w:w="1354" w:type="dxa"/>
           </w:tcPr>
           <w:p>
             <w:r>
@@ -2930,7 +3477,7 @@
         </w:tc>
         <w:tc>
           <w:tcPr>
-            <w:tcW w:w="8005" w:type="dxa"/>
+            <w:tcW w:w="7996" w:type="dxa"/>
           </w:tcPr>
           <w:p>
             <m:oMathPara>
@@ -3190,6 +3737,12 @@
                         <w:rFonts w:ascii="Cambria Math" w:hAnsi="Cambria Math"/>
                       </w:rPr>
                       <m:t>1</m:t>
+                    </m:r>
+                    <m:r>
+                      <w:rPr>
+                        <w:rFonts w:ascii="Cambria Math" w:hAnsi="Cambria Math"/>
+                      </w:rPr>
+                      <m:t>uncomplicated</m:t>
                     </m:r>
                   </m:sub>
                 </m:sSub>
@@ -3471,7 +4024,7 @@
       <w:tr>
         <w:tc>
           <w:tcPr>
-            <w:tcW w:w="1345" w:type="dxa"/>
+            <w:tcW w:w="1354" w:type="dxa"/>
           </w:tcPr>
           <w:p>
             <w:r>
@@ -3490,7 +4043,7 @@
         </w:tc>
         <w:tc>
           <w:tcPr>
-            <w:tcW w:w="8005" w:type="dxa"/>
+            <w:tcW w:w="7996" w:type="dxa"/>
           </w:tcPr>
           <w:p>
             <m:oMathPara>
@@ -3617,6 +4170,12 @@
                     </m:r>
                   </m:e>
                   <m:sub>
+                    <m:r>
+                      <w:rPr>
+                        <w:rFonts w:ascii="Cambria Math" w:hAnsi="Cambria Math"/>
+                      </w:rPr>
+                      <m:t>uncomplicated</m:t>
+                    </m:r>
                     <m:r>
                       <w:rPr>
                         <w:rFonts w:ascii="Cambria Math" w:hAnsi="Cambria Math"/>
@@ -3967,7 +4526,7 @@
       <w:tr>
         <w:tc>
           <w:tcPr>
-            <w:tcW w:w="1345" w:type="dxa"/>
+            <w:tcW w:w="1354" w:type="dxa"/>
           </w:tcPr>
           <w:p>
             <w:r>
@@ -3977,7 +4536,13 @@
               <w:t xml:space="preserve"> (cat1</w:t>
             </w:r>
             <w:r>
-              <w:t xml:space="preserve"> steady state</w:t>
+              <w:t xml:space="preserve"> </w:t>
+            </w:r>
+            <w:r>
+              <w:t xml:space="preserve">uncomplicated </w:t>
+            </w:r>
+            <w:r>
+              <w:t>steady state</w:t>
             </w:r>
             <w:r>
               <w:t>)</w:t>
@@ -3986,7 +4551,7 @@
         </w:tc>
         <w:tc>
           <w:tcPr>
-            <w:tcW w:w="8005" w:type="dxa"/>
+            <w:tcW w:w="7996" w:type="dxa"/>
           </w:tcPr>
           <w:p>
             <m:oMathPara>
@@ -4079,6 +4644,12 @@
                       </w:rPr>
                       <m:t>1</m:t>
                     </m:r>
+                    <m:r>
+                      <w:rPr>
+                        <w:rFonts w:ascii="Cambria Math" w:hAnsi="Cambria Math"/>
+                      </w:rPr>
+                      <m:t>uncomplicated</m:t>
+                    </m:r>
                   </m:sub>
                 </m:sSub>
                 <m:r>
@@ -4117,7 +4688,7 @@
                   <w:rPr>
                     <w:rFonts w:ascii="Cambria Math" w:hAnsi="Cambria Math"/>
                   </w:rPr>
-                  <m:t>-</m:t>
+                  <m:t>+</m:t>
                 </m:r>
                 <m:sSub>
                   <m:sSubPr>
@@ -4149,7 +4720,7 @@
                       <w:rPr>
                         <w:rFonts w:ascii="Cambria Math" w:hAnsi="Cambria Math"/>
                       </w:rPr>
-                      <m:t>2</m:t>
+                      <m:t>1</m:t>
                     </m:r>
                   </m:sub>
                 </m:sSub>
@@ -4181,7 +4752,149 @@
                       <w:rPr>
                         <w:rFonts w:ascii="Cambria Math" w:hAnsi="Cambria Math"/>
                       </w:rPr>
+                      <m:t>1complicated</m:t>
+                    </m:r>
+                  </m:sub>
+                </m:sSub>
+                <m:r>
+                  <w:rPr>
+                    <w:rFonts w:ascii="Cambria Math" w:hAnsi="Cambria Math"/>
+                  </w:rPr>
+                  <m:t>-</m:t>
+                </m:r>
+                <m:sSub>
+                  <m:sSubPr>
+                    <m:ctrlPr>
+                      <w:rPr>
+                        <w:rFonts w:ascii="Cambria Math" w:hAnsi="Cambria Math"/>
+                        <w:i/>
+                      </w:rPr>
+                    </m:ctrlPr>
+                  </m:sSubPr>
+                  <m:e>
+                    <m:r>
+                      <w:rPr>
+                        <w:rFonts w:ascii="Cambria Math" w:hAnsi="Cambria Math"/>
+                      </w:rPr>
+                      <m:t>i</m:t>
+                    </m:r>
+                  </m:e>
+                  <m:sub>
+                    <m:r>
+                      <w:rPr>
+                        <w:rFonts w:ascii="Cambria Math" w:hAnsi="Cambria Math"/>
+                      </w:rPr>
+                      <m:t>c</m:t>
+                    </m:r>
+                  </m:sub>
+                </m:sSub>
+                <m:r>
+                  <w:rPr>
+                    <w:rFonts w:ascii="Cambria Math" w:hAnsi="Cambria Math"/>
+                  </w:rPr>
+                  <m:t>*</m:t>
+                </m:r>
+                <m:sSub>
+                  <m:sSubPr>
+                    <m:ctrlPr>
+                      <w:rPr>
+                        <w:rFonts w:ascii="Cambria Math" w:hAnsi="Cambria Math"/>
+                        <w:i/>
+                      </w:rPr>
+                    </m:ctrlPr>
+                  </m:sSubPr>
+                  <m:e>
+                    <m:r>
+                      <w:rPr>
+                        <w:rFonts w:ascii="Cambria Math" w:hAnsi="Cambria Math"/>
+                      </w:rPr>
+                      <m:t>p</m:t>
+                    </m:r>
+                  </m:e>
+                  <m:sub>
+                    <m:r>
+                      <w:rPr>
+                        <w:rFonts w:ascii="Cambria Math" w:hAnsi="Cambria Math"/>
+                      </w:rPr>
+                      <m:t>1uncomplicated</m:t>
+                    </m:r>
+                  </m:sub>
+                </m:sSub>
+                <m:r>
+                  <w:rPr>
+                    <w:rFonts w:ascii="Cambria Math" w:hAnsi="Cambria Math"/>
+                  </w:rPr>
+                  <m:t>-</m:t>
+                </m:r>
+                <m:sSub>
+                  <m:sSubPr>
+                    <m:ctrlPr>
+                      <w:rPr>
+                        <w:rFonts w:ascii="Cambria Math" w:hAnsi="Cambria Math"/>
+                        <w:b/>
+                        <w:bCs/>
+                        <w:i/>
+                      </w:rPr>
+                    </m:ctrlPr>
+                  </m:sSubPr>
+                  <m:e>
+                    <m:r>
+                      <m:rPr>
+                        <m:sty m:val="bi"/>
+                      </m:rPr>
+                      <w:rPr>
+                        <w:rFonts w:ascii="Cambria Math" w:hAnsi="Cambria Math"/>
+                      </w:rPr>
+                      <m:t>r</m:t>
+                    </m:r>
+                  </m:e>
+                  <m:sub>
+                    <m:r>
+                      <m:rPr>
+                        <m:sty m:val="bi"/>
+                      </m:rPr>
+                      <w:rPr>
+                        <w:rFonts w:ascii="Cambria Math" w:hAnsi="Cambria Math"/>
+                      </w:rPr>
+                      <m:t>2</m:t>
+                    </m:r>
+                  </m:sub>
+                </m:sSub>
+                <m:r>
+                  <w:rPr>
+                    <w:rFonts w:ascii="Cambria Math" w:hAnsi="Cambria Math"/>
+                  </w:rPr>
+                  <m:t>*</m:t>
+                </m:r>
+                <m:sSub>
+                  <m:sSubPr>
+                    <m:ctrlPr>
+                      <w:rPr>
+                        <w:rFonts w:ascii="Cambria Math" w:hAnsi="Cambria Math"/>
+                        <w:i/>
+                      </w:rPr>
+                    </m:ctrlPr>
+                  </m:sSubPr>
+                  <m:e>
+                    <m:r>
+                      <w:rPr>
+                        <w:rFonts w:ascii="Cambria Math" w:hAnsi="Cambria Math"/>
+                      </w:rPr>
+                      <m:t>p</m:t>
+                    </m:r>
+                  </m:e>
+                  <m:sub>
+                    <m:r>
+                      <w:rPr>
+                        <w:rFonts w:ascii="Cambria Math" w:hAnsi="Cambria Math"/>
+                      </w:rPr>
                       <m:t>1</m:t>
+                    </m:r>
+                    <m:r>
+                      <w:rPr>
+                        <w:rFonts w:ascii="Cambria Math" w:hAnsi="Cambria Math"/>
+                      </w:rPr>
+                      <m:t>uncomplicated</m:t>
                     </m:r>
                   </m:sub>
                 </m:sSub>
@@ -4311,6 +5024,12 @@
                       </w:rPr>
                       <m:t>1</m:t>
                     </m:r>
+                    <m:r>
+                      <w:rPr>
+                        <w:rFonts w:ascii="Cambria Math" w:hAnsi="Cambria Math"/>
+                      </w:rPr>
+                      <m:t>uncomplicated</m:t>
+                    </m:r>
                   </m:sub>
                 </m:sSub>
                 <m:r>
@@ -4407,6 +5126,12 @@
                       </w:rPr>
                       <m:t>1</m:t>
                     </m:r>
+                    <m:r>
+                      <w:rPr>
+                        <w:rFonts w:ascii="Cambria Math" w:hAnsi="Cambria Math"/>
+                      </w:rPr>
+                      <m:t>uncomplicated</m:t>
+                    </m:r>
                   </m:sub>
                 </m:sSub>
                 <m:r>
@@ -4438,6 +5163,12 @@
                         <w:rFonts w:ascii="Cambria Math" w:hAnsi="Cambria Math"/>
                       </w:rPr>
                       <m:t>1</m:t>
+                    </m:r>
+                    <m:r>
+                      <w:rPr>
+                        <w:rFonts w:ascii="Cambria Math" w:hAnsi="Cambria Math"/>
+                      </w:rPr>
+                      <m:t>uncomplicated</m:t>
                     </m:r>
                   </m:sub>
                 </m:sSub>
@@ -4455,11 +5186,506 @@
       <w:tr>
         <w:tc>
           <w:tcPr>
-            <w:tcW w:w="1345" w:type="dxa"/>
-          </w:tcPr>
-          <w:p>
-            <w:r>
-              <w:t>Eq5</w:t>
+            <w:tcW w:w="1354" w:type="dxa"/>
+          </w:tcPr>
+          <w:p>
+            <w:r>
+              <w:t>Eq5 (cat1 complicated steady state)</w:t>
+            </w:r>
+          </w:p>
+        </w:tc>
+        <w:tc>
+          <w:tcPr>
+            <w:tcW w:w="7996" w:type="dxa"/>
+          </w:tcPr>
+          <w:p>
+            <w:pPr>
+              <w:rPr>
+                <w:rFonts w:ascii="Calibri" w:eastAsia="Calibri" w:hAnsi="Calibri" w:cs="Times New Roman"/>
+              </w:rPr>
+            </w:pPr>
+            <m:oMathPara>
+              <m:oMath>
+                <m:sSub>
+                  <m:sSubPr>
+                    <m:ctrlPr>
+                      <w:rPr>
+                        <w:rFonts w:ascii="Cambria Math" w:hAnsi="Cambria Math"/>
+                        <w:i/>
+                      </w:rPr>
+                    </m:ctrlPr>
+                  </m:sSubPr>
+                  <m:e>
+                    <m:r>
+                      <w:rPr>
+                        <w:rFonts w:ascii="Cambria Math" w:hAnsi="Cambria Math"/>
+                      </w:rPr>
+                      <m:t>i</m:t>
+                    </m:r>
+                  </m:e>
+                  <m:sub>
+                    <m:r>
+                      <w:rPr>
+                        <w:rFonts w:ascii="Cambria Math" w:hAnsi="Cambria Math"/>
+                      </w:rPr>
+                      <m:t>c</m:t>
+                    </m:r>
+                  </m:sub>
+                </m:sSub>
+                <m:r>
+                  <w:rPr>
+                    <w:rFonts w:ascii="Cambria Math" w:hAnsi="Cambria Math"/>
+                  </w:rPr>
+                  <m:t>*</m:t>
+                </m:r>
+                <m:sSub>
+                  <m:sSubPr>
+                    <m:ctrlPr>
+                      <w:rPr>
+                        <w:rFonts w:ascii="Cambria Math" w:hAnsi="Cambria Math"/>
+                        <w:i/>
+                      </w:rPr>
+                    </m:ctrlPr>
+                  </m:sSubPr>
+                  <m:e>
+                    <m:r>
+                      <w:rPr>
+                        <w:rFonts w:ascii="Cambria Math" w:hAnsi="Cambria Math"/>
+                      </w:rPr>
+                      <m:t>p</m:t>
+                    </m:r>
+                  </m:e>
+                  <m:sub>
+                    <m:r>
+                      <w:rPr>
+                        <w:rFonts w:ascii="Cambria Math" w:hAnsi="Cambria Math"/>
+                      </w:rPr>
+                      <m:t>1uncomplicated</m:t>
+                    </m:r>
+                  </m:sub>
+                </m:sSub>
+                <m:r>
+                  <w:rPr>
+                    <w:rFonts w:ascii="Cambria Math" w:hAnsi="Cambria Math"/>
+                  </w:rPr>
+                  <m:t>+</m:t>
+                </m:r>
+                <m:sSub>
+                  <m:sSubPr>
+                    <m:ctrlPr>
+                      <w:rPr>
+                        <w:rFonts w:ascii="Cambria Math" w:hAnsi="Cambria Math"/>
+                        <w:i/>
+                      </w:rPr>
+                    </m:ctrlPr>
+                  </m:sSubPr>
+                  <m:e>
+                    <m:r>
+                      <w:rPr>
+                        <w:rFonts w:ascii="Cambria Math" w:hAnsi="Cambria Math"/>
+                      </w:rPr>
+                      <m:t>f</m:t>
+                    </m:r>
+                  </m:e>
+                  <m:sub>
+                    <m:r>
+                      <w:rPr>
+                        <w:rFonts w:ascii="Cambria Math" w:hAnsi="Cambria Math"/>
+                      </w:rPr>
+                      <m:t>1complicated</m:t>
+                    </m:r>
+                  </m:sub>
+                </m:sSub>
+                <m:r>
+                  <w:rPr>
+                    <w:rFonts w:ascii="Cambria Math" w:hAnsi="Cambria Math"/>
+                  </w:rPr>
+                  <m:t>*</m:t>
+                </m:r>
+                <m:sSub>
+                  <m:sSubPr>
+                    <m:ctrlPr>
+                      <w:rPr>
+                        <w:rFonts w:ascii="Cambria Math" w:hAnsi="Cambria Math"/>
+                        <w:i/>
+                      </w:rPr>
+                    </m:ctrlPr>
+                  </m:sSubPr>
+                  <m:e>
+                    <m:r>
+                      <w:rPr>
+                        <w:rFonts w:ascii="Cambria Math" w:hAnsi="Cambria Math"/>
+                      </w:rPr>
+                      <m:t>p</m:t>
+                    </m:r>
+                  </m:e>
+                  <m:sub>
+                    <m:r>
+                      <w:rPr>
+                        <w:rFonts w:ascii="Cambria Math" w:hAnsi="Cambria Math"/>
+                      </w:rPr>
+                      <m:t>0</m:t>
+                    </m:r>
+                  </m:sub>
+                </m:sSub>
+                <m:r>
+                  <w:rPr>
+                    <w:rFonts w:ascii="Cambria Math" w:hAnsi="Cambria Math"/>
+                  </w:rPr>
+                  <m:t>-</m:t>
+                </m:r>
+                <m:sSub>
+                  <m:sSubPr>
+                    <m:ctrlPr>
+                      <w:rPr>
+                        <w:rFonts w:ascii="Cambria Math" w:hAnsi="Cambria Math"/>
+                        <w:b/>
+                        <w:bCs/>
+                        <w:i/>
+                      </w:rPr>
+                    </m:ctrlPr>
+                  </m:sSubPr>
+                  <m:e>
+                    <m:r>
+                      <m:rPr>
+                        <m:sty m:val="bi"/>
+                      </m:rPr>
+                      <w:rPr>
+                        <w:rFonts w:ascii="Cambria Math" w:hAnsi="Cambria Math"/>
+                      </w:rPr>
+                      <m:t>r</m:t>
+                    </m:r>
+                  </m:e>
+                  <m:sub>
+                    <m:r>
+                      <m:rPr>
+                        <m:sty m:val="bi"/>
+                      </m:rPr>
+                      <w:rPr>
+                        <w:rFonts w:ascii="Cambria Math" w:hAnsi="Cambria Math"/>
+                      </w:rPr>
+                      <m:t>1</m:t>
+                    </m:r>
+                  </m:sub>
+                </m:sSub>
+                <m:r>
+                  <w:rPr>
+                    <w:rFonts w:ascii="Cambria Math" w:hAnsi="Cambria Math"/>
+                  </w:rPr>
+                  <m:t>*</m:t>
+                </m:r>
+                <m:sSub>
+                  <m:sSubPr>
+                    <m:ctrlPr>
+                      <w:rPr>
+                        <w:rFonts w:ascii="Cambria Math" w:hAnsi="Cambria Math"/>
+                        <w:i/>
+                      </w:rPr>
+                    </m:ctrlPr>
+                  </m:sSubPr>
+                  <m:e>
+                    <m:r>
+                      <w:rPr>
+                        <w:rFonts w:ascii="Cambria Math" w:hAnsi="Cambria Math"/>
+                      </w:rPr>
+                      <m:t>p</m:t>
+                    </m:r>
+                  </m:e>
+                  <m:sub>
+                    <m:r>
+                      <w:rPr>
+                        <w:rFonts w:ascii="Cambria Math" w:hAnsi="Cambria Math"/>
+                      </w:rPr>
+                      <m:t>1complicated</m:t>
+                    </m:r>
+                  </m:sub>
+                </m:sSub>
+                <m:r>
+                  <w:rPr>
+                    <w:rFonts w:ascii="Cambria Math" w:hAnsi="Cambria Math"/>
+                  </w:rPr>
+                  <m:t>-</m:t>
+                </m:r>
+                <m:sSub>
+                  <m:sSubPr>
+                    <m:ctrlPr>
+                      <w:rPr>
+                        <w:rFonts w:ascii="Cambria Math" w:hAnsi="Cambria Math"/>
+                        <w:i/>
+                      </w:rPr>
+                    </m:ctrlPr>
+                  </m:sSubPr>
+                  <m:e>
+                    <m:r>
+                      <w:rPr>
+                        <w:rFonts w:ascii="Cambria Math" w:hAnsi="Cambria Math"/>
+                      </w:rPr>
+                      <m:t>d</m:t>
+                    </m:r>
+                  </m:e>
+                  <m:sub>
+                    <m:r>
+                      <w:rPr>
+                        <w:rFonts w:ascii="Cambria Math" w:hAnsi="Cambria Math"/>
+                      </w:rPr>
+                      <m:t>1complicated</m:t>
+                    </m:r>
+                  </m:sub>
+                </m:sSub>
+                <m:r>
+                  <w:rPr>
+                    <w:rFonts w:ascii="Cambria Math" w:hAnsi="Cambria Math"/>
+                  </w:rPr>
+                  <m:t>*</m:t>
+                </m:r>
+                <m:sSub>
+                  <m:sSubPr>
+                    <m:ctrlPr>
+                      <w:rPr>
+                        <w:rFonts w:ascii="Cambria Math" w:hAnsi="Cambria Math"/>
+                        <w:i/>
+                      </w:rPr>
+                    </m:ctrlPr>
+                  </m:sSubPr>
+                  <m:e>
+                    <m:r>
+                      <w:rPr>
+                        <w:rFonts w:ascii="Cambria Math" w:hAnsi="Cambria Math"/>
+                      </w:rPr>
+                      <m:t>p</m:t>
+                    </m:r>
+                  </m:e>
+                  <m:sub>
+                    <m:r>
+                      <w:rPr>
+                        <w:rFonts w:ascii="Cambria Math" w:hAnsi="Cambria Math"/>
+                      </w:rPr>
+                      <m:t>1complicated</m:t>
+                    </m:r>
+                  </m:sub>
+                </m:sSub>
+                <m:r>
+                  <w:rPr>
+                    <w:rFonts w:ascii="Cambria Math" w:hAnsi="Cambria Math"/>
+                  </w:rPr>
+                  <m:t>=0</m:t>
+                </m:r>
+              </m:oMath>
+            </m:oMathPara>
+          </w:p>
+        </w:tc>
+      </w:tr>
+      <w:tr>
+        <w:tc>
+          <w:tcPr>
+            <w:tcW w:w="1354" w:type="dxa"/>
+          </w:tcPr>
+          <w:p>
+            <w:r>
+              <w:t>Eq6 (complicated SAM recovery stratification into treated/untreated</w:t>
+            </w:r>
+          </w:p>
+        </w:tc>
+        <w:tc>
+          <w:tcPr>
+            <w:tcW w:w="7996" w:type="dxa"/>
+          </w:tcPr>
+          <w:p>
+            <w:pPr>
+              <w:rPr>
+                <w:rFonts w:ascii="Calibri" w:eastAsia="Calibri" w:hAnsi="Calibri" w:cs="Times New Roman"/>
+              </w:rPr>
+            </w:pPr>
+            <m:oMathPara>
+              <m:oMath>
+                <m:sSub>
+                  <m:sSubPr>
+                    <m:ctrlPr>
+                      <w:rPr>
+                        <w:rFonts w:ascii="Cambria Math" w:hAnsi="Cambria Math"/>
+                        <w:i/>
+                      </w:rPr>
+                    </m:ctrlPr>
+                  </m:sSubPr>
+                  <m:e>
+                    <m:r>
+                      <w:rPr>
+                        <w:rFonts w:ascii="Cambria Math" w:hAnsi="Cambria Math"/>
+                      </w:rPr>
+                      <m:t>r</m:t>
+                    </m:r>
+                  </m:e>
+                  <m:sub>
+                    <m:r>
+                      <w:rPr>
+                        <w:rFonts w:ascii="Cambria Math" w:hAnsi="Cambria Math"/>
+                      </w:rPr>
+                      <m:t>1</m:t>
+                    </m:r>
+                  </m:sub>
+                </m:sSub>
+                <m:r>
+                  <w:rPr>
+                    <w:rFonts w:ascii="Cambria Math" w:hAnsi="Cambria Math"/>
+                  </w:rPr>
+                  <m:t>=</m:t>
+                </m:r>
+                <m:sSub>
+                  <m:sSubPr>
+                    <m:ctrlPr>
+                      <w:rPr>
+                        <w:rFonts w:ascii="Cambria Math" w:hAnsi="Cambria Math"/>
+                        <w:i/>
+                      </w:rPr>
+                    </m:ctrlPr>
+                  </m:sSubPr>
+                  <m:e>
+                    <m:r>
+                      <w:rPr>
+                        <w:rFonts w:ascii="Cambria Math" w:hAnsi="Cambria Math"/>
+                      </w:rPr>
+                      <m:t>u</m:t>
+                    </m:r>
+                  </m:e>
+                  <m:sub>
+                    <m:r>
+                      <w:rPr>
+                        <w:rFonts w:ascii="Cambria Math" w:hAnsi="Cambria Math"/>
+                      </w:rPr>
+                      <m:t>1</m:t>
+                    </m:r>
+                  </m:sub>
+                </m:sSub>
+                <m:r>
+                  <w:rPr>
+                    <w:rFonts w:ascii="Cambria Math" w:hAnsi="Cambria Math"/>
+                  </w:rPr>
+                  <m:t>*</m:t>
+                </m:r>
+                <m:d>
+                  <m:dPr>
+                    <m:ctrlPr>
+                      <w:rPr>
+                        <w:rFonts w:ascii="Cambria Math" w:hAnsi="Cambria Math"/>
+                        <w:i/>
+                      </w:rPr>
+                    </m:ctrlPr>
+                  </m:dPr>
+                  <m:e>
+                    <m:r>
+                      <w:rPr>
+                        <w:rFonts w:ascii="Cambria Math" w:hAnsi="Cambria Math"/>
+                      </w:rPr>
+                      <m:t>1-</m:t>
+                    </m:r>
+                    <m:sSub>
+                      <m:sSubPr>
+                        <m:ctrlPr>
+                          <w:rPr>
+                            <w:rFonts w:ascii="Cambria Math" w:hAnsi="Cambria Math"/>
+                            <w:i/>
+                          </w:rPr>
+                        </m:ctrlPr>
+                      </m:sSubPr>
+                      <m:e>
+                        <m:r>
+                          <w:rPr>
+                            <w:rFonts w:ascii="Cambria Math" w:hAnsi="Cambria Math"/>
+                          </w:rPr>
+                          <m:t>C</m:t>
+                        </m:r>
+                      </m:e>
+                      <m:sub>
+                        <m:r>
+                          <w:rPr>
+                            <w:rFonts w:ascii="Cambria Math" w:hAnsi="Cambria Math"/>
+                          </w:rPr>
+                          <m:t>inpatientSAM</m:t>
+                        </m:r>
+                      </m:sub>
+                    </m:sSub>
+                  </m:e>
+                </m:d>
+                <m:r>
+                  <w:rPr>
+                    <w:rFonts w:ascii="Cambria Math" w:hAnsi="Cambria Math"/>
+                  </w:rPr>
+                  <m:t>+</m:t>
+                </m:r>
+                <m:sSub>
+                  <m:sSubPr>
+                    <m:ctrlPr>
+                      <w:rPr>
+                        <w:rFonts w:ascii="Cambria Math" w:hAnsi="Cambria Math"/>
+                        <w:i/>
+                      </w:rPr>
+                    </m:ctrlPr>
+                  </m:sSubPr>
+                  <m:e>
+                    <m:r>
+                      <w:rPr>
+                        <w:rFonts w:ascii="Cambria Math" w:hAnsi="Cambria Math"/>
+                      </w:rPr>
+                      <m:t>s</m:t>
+                    </m:r>
+                  </m:e>
+                  <m:sub>
+                    <m:r>
+                      <w:rPr>
+                        <w:rFonts w:ascii="Cambria Math" w:hAnsi="Cambria Math"/>
+                      </w:rPr>
+                      <m:t>1</m:t>
+                    </m:r>
+                  </m:sub>
+                </m:sSub>
+                <m:r>
+                  <w:rPr>
+                    <w:rFonts w:ascii="Cambria Math" w:hAnsi="Cambria Math"/>
+                  </w:rPr>
+                  <m:t>*</m:t>
+                </m:r>
+                <m:sSub>
+                  <m:sSubPr>
+                    <m:ctrlPr>
+                      <w:rPr>
+                        <w:rFonts w:ascii="Cambria Math" w:hAnsi="Cambria Math"/>
+                        <w:i/>
+                      </w:rPr>
+                    </m:ctrlPr>
+                  </m:sSubPr>
+                  <m:e>
+                    <m:r>
+                      <w:rPr>
+                        <w:rFonts w:ascii="Cambria Math" w:hAnsi="Cambria Math"/>
+                      </w:rPr>
+                      <m:t>C</m:t>
+                    </m:r>
+                  </m:e>
+                  <m:sub>
+                    <m:r>
+                      <w:rPr>
+                        <w:rFonts w:ascii="Cambria Math" w:hAnsi="Cambria Math"/>
+                      </w:rPr>
+                      <m:t>inpatientSAM</m:t>
+                    </m:r>
+                  </m:sub>
+                </m:sSub>
+              </m:oMath>
+            </m:oMathPara>
+          </w:p>
+        </w:tc>
+      </w:tr>
+      <w:tr>
+        <w:tc>
+          <w:tcPr>
+            <w:tcW w:w="1354" w:type="dxa"/>
+          </w:tcPr>
+          <w:p>
+            <w:r>
+              <w:t>Eq</w:t>
+            </w:r>
+            <w:r>
+              <w:t>7</w:t>
             </w:r>
             <w:r>
               <w:t xml:space="preserve"> (</w:t>
@@ -4477,7 +5703,7 @@
         </w:tc>
         <w:tc>
           <w:tcPr>
-            <w:tcW w:w="8005" w:type="dxa"/>
+            <w:tcW w:w="7996" w:type="dxa"/>
           </w:tcPr>
           <w:p>
             <w:pPr>
@@ -4533,13 +5759,7 @@
                       <w:rPr>
                         <w:rFonts w:ascii="Cambria Math" w:eastAsia="Calibri" w:hAnsi="Cambria Math" w:cs="Times New Roman"/>
                       </w:rPr>
-                      <m:t>rate to prob(</m:t>
-                    </m:r>
-                    <m:r>
-                      <w:rPr>
-                        <w:rFonts w:ascii="Cambria Math" w:eastAsia="Calibri" w:hAnsi="Cambria Math" w:cs="Times New Roman"/>
-                      </w:rPr>
-                      <m:t>r</m:t>
+                      <m:t>rate to prob(r</m:t>
                     </m:r>
                   </m:e>
                   <m:sub>
@@ -4555,8 +5775,34 @@
                   <w:rPr>
                     <w:rFonts w:ascii="Cambria Math" w:eastAsia="Calibri" w:hAnsi="Cambria Math" w:cs="Times New Roman"/>
                   </w:rPr>
-                  <m:t>)</m:t>
+                  <m:t>)*</m:t>
                 </m:r>
+                <m:sSub>
+                  <m:sSubPr>
+                    <m:ctrlPr>
+                      <w:rPr>
+                        <w:rFonts w:ascii="Cambria Math" w:eastAsia="Calibri" w:hAnsi="Cambria Math" w:cs="Times New Roman"/>
+                        <w:i/>
+                      </w:rPr>
+                    </m:ctrlPr>
+                  </m:sSubPr>
+                  <m:e>
+                    <m:r>
+                      <w:rPr>
+                        <w:rFonts w:ascii="Cambria Math" w:eastAsia="Calibri" w:hAnsi="Cambria Math" w:cs="Times New Roman"/>
+                      </w:rPr>
+                      <m:t>C</m:t>
+                    </m:r>
+                  </m:e>
+                  <m:sub>
+                    <m:r>
+                      <w:rPr>
+                        <w:rFonts w:ascii="Cambria Math" w:eastAsia="Calibri" w:hAnsi="Cambria Math" w:cs="Times New Roman"/>
+                      </w:rPr>
+                      <m:t>MAM</m:t>
+                    </m:r>
+                  </m:sub>
+                </m:sSub>
                 <m:r>
                   <w:rPr>
                     <w:rFonts w:ascii="Cambria Math" w:eastAsia="Calibri" w:hAnsi="Cambria Math" w:cs="Times New Roman"/>
@@ -4577,38 +5823,6 @@
                       <w:rPr>
                         <w:rFonts w:ascii="Cambria Math" w:eastAsia="Calibri" w:hAnsi="Cambria Math" w:cs="Times New Roman"/>
                       </w:rPr>
-                      <m:t>C</m:t>
-                    </m:r>
-                  </m:e>
-                  <m:sub>
-                    <m:r>
-                      <w:rPr>
-                        <w:rFonts w:ascii="Cambria Math" w:eastAsia="Calibri" w:hAnsi="Cambria Math" w:cs="Times New Roman"/>
-                      </w:rPr>
-                      <m:t>MAM</m:t>
-                    </m:r>
-                  </m:sub>
-                </m:sSub>
-                <m:r>
-                  <w:rPr>
-                    <w:rFonts w:ascii="Cambria Math" w:eastAsia="Calibri" w:hAnsi="Cambria Math" w:cs="Times New Roman"/>
-                  </w:rPr>
-                  <m:t>*</m:t>
-                </m:r>
-                <m:sSub>
-                  <m:sSubPr>
-                    <m:ctrlPr>
-                      <w:rPr>
-                        <w:rFonts w:ascii="Cambria Math" w:eastAsia="Calibri" w:hAnsi="Cambria Math" w:cs="Times New Roman"/>
-                        <w:i/>
-                      </w:rPr>
-                    </m:ctrlPr>
-                  </m:sSubPr>
-                  <m:e>
-                    <m:r>
-                      <w:rPr>
-                        <w:rFonts w:ascii="Cambria Math" w:eastAsia="Calibri" w:hAnsi="Cambria Math" w:cs="Times New Roman"/>
-                      </w:rPr>
                       <m:t>E</m:t>
                     </m:r>
                   </m:e>
@@ -4641,13 +5855,7 @@
                       <w:rPr>
                         <w:rFonts w:ascii="Cambria Math" w:eastAsia="Calibri" w:hAnsi="Cambria Math" w:cs="Times New Roman"/>
                       </w:rPr>
-                      <m:t>rate to prob(</m:t>
-                    </m:r>
-                    <m:r>
-                      <w:rPr>
-                        <w:rFonts w:ascii="Cambria Math" w:eastAsia="Calibri" w:hAnsi="Cambria Math" w:cs="Times New Roman"/>
-                      </w:rPr>
-                      <m:t>r</m:t>
+                      <m:t>rate to prob(r</m:t>
                     </m:r>
                   </m:e>
                   <m:sub>
@@ -4663,13 +5871,7 @@
                   <w:rPr>
                     <w:rFonts w:ascii="Cambria Math" w:eastAsia="Calibri" w:hAnsi="Cambria Math" w:cs="Times New Roman"/>
                   </w:rPr>
-                  <m:t>)</m:t>
-                </m:r>
-                <m:r>
-                  <w:rPr>
-                    <w:rFonts w:ascii="Cambria Math" w:eastAsia="Calibri" w:hAnsi="Cambria Math" w:cs="Times New Roman"/>
-                  </w:rPr>
-                  <m:t>*</m:t>
+                  <m:t>)*</m:t>
                 </m:r>
                 <m:d>
                   <m:dPr>
@@ -4809,6 +6011,267 @@
                 <w:rPr>
                   <w:rFonts w:ascii="Cambria Math" w:hAnsi="Cambria Math"/>
                 </w:rPr>
+                <m:t>1</m:t>
+              </m:r>
+            </m:sub>
+          </m:sSub>
+          <m:r>
+            <w:rPr>
+              <w:rFonts w:ascii="Cambria Math" w:hAnsi="Cambria Math"/>
+            </w:rPr>
+            <m:t>=</m:t>
+          </m:r>
+          <m:sSub>
+            <m:sSubPr>
+              <m:ctrlPr>
+                <w:rPr>
+                  <w:rFonts w:ascii="Cambria Math" w:hAnsi="Cambria Math"/>
+                  <w:i/>
+                </w:rPr>
+              </m:ctrlPr>
+            </m:sSubPr>
+            <m:e>
+              <m:r>
+                <w:rPr>
+                  <w:rFonts w:ascii="Cambria Math" w:hAnsi="Cambria Math"/>
+                </w:rPr>
+                <m:t>i</m:t>
+              </m:r>
+            </m:e>
+            <m:sub>
+              <m:r>
+                <w:rPr>
+                  <w:rFonts w:ascii="Cambria Math" w:hAnsi="Cambria Math"/>
+                </w:rPr>
+                <m:t>c</m:t>
+              </m:r>
+            </m:sub>
+          </m:sSub>
+          <m:r>
+            <w:rPr>
+              <w:rFonts w:ascii="Cambria Math" w:hAnsi="Cambria Math"/>
+            </w:rPr>
+            <m:t>*</m:t>
+          </m:r>
+          <m:sSub>
+            <m:sSubPr>
+              <m:ctrlPr>
+                <w:rPr>
+                  <w:rFonts w:ascii="Cambria Math" w:hAnsi="Cambria Math"/>
+                  <w:i/>
+                </w:rPr>
+              </m:ctrlPr>
+            </m:sSubPr>
+            <m:e>
+              <m:r>
+                <w:rPr>
+                  <w:rFonts w:ascii="Cambria Math" w:hAnsi="Cambria Math"/>
+                </w:rPr>
+                <m:t>p</m:t>
+              </m:r>
+            </m:e>
+            <m:sub>
+              <m:r>
+                <w:rPr>
+                  <w:rFonts w:ascii="Cambria Math" w:hAnsi="Cambria Math"/>
+                </w:rPr>
+                <m:t>1uncomplicated</m:t>
+              </m:r>
+            </m:sub>
+          </m:sSub>
+          <m:r>
+            <w:rPr>
+              <w:rFonts w:ascii="Cambria Math" w:hAnsi="Cambria Math"/>
+            </w:rPr>
+            <m:t>+</m:t>
+          </m:r>
+          <m:sSub>
+            <m:sSubPr>
+              <m:ctrlPr>
+                <w:rPr>
+                  <w:rFonts w:ascii="Cambria Math" w:hAnsi="Cambria Math"/>
+                  <w:i/>
+                </w:rPr>
+              </m:ctrlPr>
+            </m:sSubPr>
+            <m:e>
+              <m:r>
+                <w:rPr>
+                  <w:rFonts w:ascii="Cambria Math" w:hAnsi="Cambria Math"/>
+                </w:rPr>
+                <m:t>f</m:t>
+              </m:r>
+            </m:e>
+            <m:sub>
+              <m:r>
+                <w:rPr>
+                  <w:rFonts w:ascii="Cambria Math" w:hAnsi="Cambria Math"/>
+                </w:rPr>
+                <m:t>1complicated</m:t>
+              </m:r>
+            </m:sub>
+          </m:sSub>
+          <m:r>
+            <w:rPr>
+              <w:rFonts w:ascii="Cambria Math" w:hAnsi="Cambria Math"/>
+            </w:rPr>
+            <m:t>*</m:t>
+          </m:r>
+          <m:sSub>
+            <m:sSubPr>
+              <m:ctrlPr>
+                <w:rPr>
+                  <w:rFonts w:ascii="Cambria Math" w:hAnsi="Cambria Math"/>
+                  <w:i/>
+                </w:rPr>
+              </m:ctrlPr>
+            </m:sSubPr>
+            <m:e>
+              <m:r>
+                <w:rPr>
+                  <w:rFonts w:ascii="Cambria Math" w:hAnsi="Cambria Math"/>
+                </w:rPr>
+                <m:t>p</m:t>
+              </m:r>
+            </m:e>
+            <m:sub>
+              <m:r>
+                <w:rPr>
+                  <w:rFonts w:ascii="Cambria Math" w:hAnsi="Cambria Math"/>
+                </w:rPr>
+                <m:t>0</m:t>
+              </m:r>
+            </m:sub>
+          </m:sSub>
+          <m:r>
+            <w:rPr>
+              <w:rFonts w:ascii="Cambria Math" w:hAnsi="Cambria Math"/>
+            </w:rPr>
+            <m:t>-</m:t>
+          </m:r>
+          <m:sSub>
+            <m:sSubPr>
+              <m:ctrlPr>
+                <w:rPr>
+                  <w:rFonts w:ascii="Cambria Math" w:hAnsi="Cambria Math"/>
+                  <w:i/>
+                </w:rPr>
+              </m:ctrlPr>
+            </m:sSubPr>
+            <m:e>
+              <m:r>
+                <w:rPr>
+                  <w:rFonts w:ascii="Cambria Math" w:hAnsi="Cambria Math"/>
+                </w:rPr>
+                <m:t>d</m:t>
+              </m:r>
+            </m:e>
+            <m:sub>
+              <m:r>
+                <w:rPr>
+                  <w:rFonts w:ascii="Cambria Math" w:hAnsi="Cambria Math"/>
+                </w:rPr>
+                <m:t>1complicated</m:t>
+              </m:r>
+            </m:sub>
+          </m:sSub>
+          <m:r>
+            <w:rPr>
+              <w:rFonts w:ascii="Cambria Math" w:hAnsi="Cambria Math"/>
+            </w:rPr>
+            <m:t>*</m:t>
+          </m:r>
+          <m:sSub>
+            <m:sSubPr>
+              <m:ctrlPr>
+                <w:rPr>
+                  <w:rFonts w:ascii="Cambria Math" w:hAnsi="Cambria Math"/>
+                  <w:i/>
+                </w:rPr>
+              </m:ctrlPr>
+            </m:sSubPr>
+            <m:e>
+              <m:r>
+                <w:rPr>
+                  <w:rFonts w:ascii="Cambria Math" w:hAnsi="Cambria Math"/>
+                </w:rPr>
+                <m:t>p</m:t>
+              </m:r>
+            </m:e>
+            <m:sub>
+              <m:r>
+                <w:rPr>
+                  <w:rFonts w:ascii="Cambria Math" w:hAnsi="Cambria Math"/>
+                </w:rPr>
+                <m:t>1complicated</m:t>
+              </m:r>
+            </m:sub>
+          </m:sSub>
+          <m:r>
+            <w:rPr>
+              <w:rFonts w:ascii="Cambria Math" w:hAnsi="Cambria Math"/>
+            </w:rPr>
+            <m:t>)</m:t>
+          </m:r>
+          <m:sSub>
+            <m:sSubPr>
+              <m:ctrlPr>
+                <w:rPr>
+                  <w:rFonts w:ascii="Cambria Math" w:hAnsi="Cambria Math"/>
+                  <w:i/>
+                </w:rPr>
+              </m:ctrlPr>
+            </m:sSubPr>
+            <m:e>
+              <m:r>
+                <w:rPr>
+                  <w:rFonts w:ascii="Cambria Math" w:hAnsi="Cambria Math"/>
+                </w:rPr>
+                <m:t>/p</m:t>
+              </m:r>
+            </m:e>
+            <m:sub>
+              <m:r>
+                <w:rPr>
+                  <w:rFonts w:ascii="Cambria Math" w:hAnsi="Cambria Math"/>
+                </w:rPr>
+                <m:t>1complicated</m:t>
+              </m:r>
+            </m:sub>
+          </m:sSub>
+        </m:oMath>
+      </m:oMathPara>
+    </w:p>
+    <w:p>
+      <w:pPr>
+        <w:rPr>
+          <w:rFonts w:eastAsiaTheme="minorEastAsia"/>
+        </w:rPr>
+      </w:pPr>
+      <m:oMathPara>
+        <m:oMath>
+          <m:sSub>
+            <m:sSubPr>
+              <m:ctrlPr>
+                <w:rPr>
+                  <w:rFonts w:ascii="Cambria Math" w:hAnsi="Cambria Math"/>
+                  <w:i/>
+                </w:rPr>
+              </m:ctrlPr>
+            </m:sSubPr>
+            <m:e>
+              <m:r>
+                <w:rPr>
+                  <w:rFonts w:ascii="Cambria Math" w:hAnsi="Cambria Math"/>
+                </w:rPr>
+                <m:t>r</m:t>
+              </m:r>
+            </m:e>
+            <m:sub>
+              <m:r>
+                <w:rPr>
+                  <w:rFonts w:ascii="Cambria Math" w:hAnsi="Cambria Math"/>
+                </w:rPr>
                 <m:t>4</m:t>
               </m:r>
             </m:sub>
@@ -5184,6 +6647,12 @@
                     </w:rPr>
                     <m:t>1</m:t>
                   </m:r>
+                  <m:r>
+                    <w:rPr>
+                      <w:rFonts w:ascii="Cambria Math" w:hAnsi="Cambria Math"/>
+                    </w:rPr>
+                    <m:t>uncomp</m:t>
+                  </m:r>
                 </m:sub>
               </m:sSub>
               <m:r>
@@ -5222,6 +6691,70 @@
                 <w:rPr>
                   <w:rFonts w:ascii="Cambria Math" w:hAnsi="Cambria Math"/>
                 </w:rPr>
+                <m:t>+</m:t>
+              </m:r>
+              <m:sSub>
+                <m:sSubPr>
+                  <m:ctrlPr>
+                    <w:rPr>
+                      <w:rFonts w:ascii="Cambria Math" w:hAnsi="Cambria Math"/>
+                      <w:i/>
+                    </w:rPr>
+                  </m:ctrlPr>
+                </m:sSubPr>
+                <m:e>
+                  <m:r>
+                    <w:rPr>
+                      <w:rFonts w:ascii="Cambria Math" w:hAnsi="Cambria Math"/>
+                    </w:rPr>
+                    <m:t>r</m:t>
+                  </m:r>
+                </m:e>
+                <m:sub>
+                  <m:r>
+                    <w:rPr>
+                      <w:rFonts w:ascii="Cambria Math" w:hAnsi="Cambria Math"/>
+                    </w:rPr>
+                    <m:t>1</m:t>
+                  </m:r>
+                </m:sub>
+              </m:sSub>
+              <m:r>
+                <w:rPr>
+                  <w:rFonts w:ascii="Cambria Math" w:hAnsi="Cambria Math"/>
+                </w:rPr>
+                <m:t>*</m:t>
+              </m:r>
+              <m:sSub>
+                <m:sSubPr>
+                  <m:ctrlPr>
+                    <w:rPr>
+                      <w:rFonts w:ascii="Cambria Math" w:hAnsi="Cambria Math"/>
+                      <w:i/>
+                    </w:rPr>
+                  </m:ctrlPr>
+                </m:sSubPr>
+                <m:e>
+                  <m:r>
+                    <w:rPr>
+                      <w:rFonts w:ascii="Cambria Math" w:hAnsi="Cambria Math"/>
+                    </w:rPr>
+                    <m:t>p</m:t>
+                  </m:r>
+                </m:e>
+                <m:sub>
+                  <m:r>
+                    <w:rPr>
+                      <w:rFonts w:ascii="Cambria Math" w:hAnsi="Cambria Math"/>
+                    </w:rPr>
+                    <m:t>1comp</m:t>
+                  </m:r>
+                </m:sub>
+              </m:sSub>
+              <m:r>
+                <w:rPr>
+                  <w:rFonts w:ascii="Cambria Math" w:hAnsi="Cambria Math"/>
+                </w:rPr>
                 <m:t>-</m:t>
               </m:r>
               <m:sSub>
@@ -5238,6 +6771,70 @@
                     <w:rPr>
                       <w:rFonts w:ascii="Cambria Math" w:hAnsi="Cambria Math"/>
                     </w:rPr>
+                    <m:t>i</m:t>
+                  </m:r>
+                </m:e>
+                <m:sub>
+                  <m:r>
+                    <w:rPr>
+                      <w:rFonts w:ascii="Cambria Math" w:hAnsi="Cambria Math"/>
+                    </w:rPr>
+                    <m:t>c</m:t>
+                  </m:r>
+                </m:sub>
+              </m:sSub>
+              <m:r>
+                <w:rPr>
+                  <w:rFonts w:ascii="Cambria Math" w:hAnsi="Cambria Math"/>
+                </w:rPr>
+                <m:t>*</m:t>
+              </m:r>
+              <m:sSub>
+                <m:sSubPr>
+                  <m:ctrlPr>
+                    <w:rPr>
+                      <w:rFonts w:ascii="Cambria Math" w:hAnsi="Cambria Math"/>
+                      <w:i/>
+                    </w:rPr>
+                  </m:ctrlPr>
+                </m:sSubPr>
+                <m:e>
+                  <m:r>
+                    <w:rPr>
+                      <w:rFonts w:ascii="Cambria Math" w:hAnsi="Cambria Math"/>
+                    </w:rPr>
+                    <m:t>p</m:t>
+                  </m:r>
+                </m:e>
+                <m:sub>
+                  <m:r>
+                    <w:rPr>
+                      <w:rFonts w:ascii="Cambria Math" w:hAnsi="Cambria Math"/>
+                    </w:rPr>
+                    <m:t>1uncomp</m:t>
+                  </m:r>
+                </m:sub>
+              </m:sSub>
+              <m:r>
+                <w:rPr>
+                  <w:rFonts w:ascii="Cambria Math" w:hAnsi="Cambria Math"/>
+                </w:rPr>
+                <m:t>-</m:t>
+              </m:r>
+              <m:sSub>
+                <m:sSubPr>
+                  <m:ctrlPr>
+                    <w:rPr>
+                      <w:rFonts w:ascii="Cambria Math" w:hAnsi="Cambria Math"/>
+                      <w:i/>
+                    </w:rPr>
+                  </m:ctrlPr>
+                </m:sSubPr>
+                <m:e>
+                  <m:r>
+                    <w:rPr>
+                      <w:rFonts w:ascii="Cambria Math" w:hAnsi="Cambria Math"/>
+                    </w:rPr>
                     <m:t>t</m:t>
                   </m:r>
                 </m:e>
@@ -5280,6 +6877,12 @@
                     </w:rPr>
                     <m:t>1</m:t>
                   </m:r>
+                  <m:r>
+                    <w:rPr>
+                      <w:rFonts w:ascii="Cambria Math" w:hAnsi="Cambria Math"/>
+                    </w:rPr>
+                    <m:t>uncomp</m:t>
+                  </m:r>
                 </m:sub>
               </m:sSub>
               <m:r>
@@ -5407,6 +7010,12 @@
                       <w:rFonts w:ascii="Cambria Math" w:hAnsi="Cambria Math"/>
                     </w:rPr>
                     <m:t>1</m:t>
+                  </m:r>
+                  <m:r>
+                    <w:rPr>
+                      <w:rFonts w:ascii="Cambria Math" w:hAnsi="Cambria Math"/>
+                    </w:rPr>
+                    <m:t>uncomp</m:t>
                   </m:r>
                 </m:sub>
               </m:sSub>
@@ -5435,6 +7044,12 @@
                       <w:rFonts w:ascii="Cambria Math" w:hAnsi="Cambria Math"/>
                     </w:rPr>
                     <m:t>1</m:t>
+                  </m:r>
+                  <m:r>
+                    <w:rPr>
+                      <w:rFonts w:ascii="Cambria Math" w:hAnsi="Cambria Math"/>
+                    </w:rPr>
+                    <m:t>uncomp</m:t>
                   </m:r>
                 </m:sub>
               </m:sSub>
@@ -5787,6 +7402,12 @@
                     </w:rPr>
                     <m:t>1</m:t>
                   </m:r>
+                  <m:r>
+                    <w:rPr>
+                      <w:rFonts w:ascii="Cambria Math" w:hAnsi="Cambria Math"/>
+                    </w:rPr>
+                    <m:t>uncomplicated</m:t>
+                  </m:r>
                 </m:sub>
               </m:sSub>
               <m:r>
@@ -5914,6 +7535,70 @@
                       <w:rFonts w:ascii="Cambria Math" w:hAnsi="Cambria Math"/>
                     </w:rPr>
                     <m:t>4</m:t>
+                  </m:r>
+                </m:sub>
+              </m:sSub>
+              <m:r>
+                <w:rPr>
+                  <w:rFonts w:ascii="Cambria Math" w:hAnsi="Cambria Math"/>
+                </w:rPr>
+                <m:t>-</m:t>
+              </m:r>
+              <m:sSub>
+                <m:sSubPr>
+                  <m:ctrlPr>
+                    <w:rPr>
+                      <w:rFonts w:ascii="Cambria Math" w:hAnsi="Cambria Math"/>
+                      <w:i/>
+                    </w:rPr>
+                  </m:ctrlPr>
+                </m:sSubPr>
+                <m:e>
+                  <m:r>
+                    <w:rPr>
+                      <w:rFonts w:ascii="Cambria Math" w:hAnsi="Cambria Math"/>
+                    </w:rPr>
+                    <m:t>f</m:t>
+                  </m:r>
+                </m:e>
+                <m:sub>
+                  <m:r>
+                    <w:rPr>
+                      <w:rFonts w:ascii="Cambria Math" w:hAnsi="Cambria Math"/>
+                    </w:rPr>
+                    <m:t>3</m:t>
+                  </m:r>
+                </m:sub>
+              </m:sSub>
+              <m:r>
+                <w:rPr>
+                  <w:rFonts w:ascii="Cambria Math" w:hAnsi="Cambria Math"/>
+                </w:rPr>
+                <m:t>*</m:t>
+              </m:r>
+              <m:sSub>
+                <m:sSubPr>
+                  <m:ctrlPr>
+                    <w:rPr>
+                      <w:rFonts w:ascii="Cambria Math" w:hAnsi="Cambria Math"/>
+                      <w:i/>
+                    </w:rPr>
+                  </m:ctrlPr>
+                </m:sSubPr>
+                <m:e>
+                  <m:r>
+                    <w:rPr>
+                      <w:rFonts w:ascii="Cambria Math" w:hAnsi="Cambria Math"/>
+                    </w:rPr>
+                    <m:t>p</m:t>
+                  </m:r>
+                </m:e>
+                <m:sub>
+                  <m:r>
+                    <w:rPr>
+                      <w:rFonts w:ascii="Cambria Math" w:hAnsi="Cambria Math"/>
+                    </w:rPr>
+                    <m:t>0</m:t>
                   </m:r>
                 </m:sub>
               </m:sSub>
@@ -6185,6 +7870,259 @@
               </m:sSub>
             </m:den>
           </m:f>
+          <m:r>
+            <w:rPr>
+              <w:rFonts w:ascii="Cambria Math" w:hAnsi="Cambria Math"/>
+            </w:rPr>
+            <m:t>)</m:t>
+          </m:r>
+        </m:oMath>
+      </m:oMathPara>
+    </w:p>
+    <w:p>
+      <w:pPr>
+        <w:rPr>
+          <w:rFonts w:eastAsiaTheme="minorEastAsia"/>
+        </w:rPr>
+      </w:pPr>
+      <m:oMathPara>
+        <m:oMath>
+          <m:sSub>
+            <m:sSubPr>
+              <m:ctrlPr>
+                <w:rPr>
+                  <w:rFonts w:ascii="Cambria Math" w:hAnsi="Cambria Math"/>
+                  <w:i/>
+                </w:rPr>
+              </m:ctrlPr>
+            </m:sSubPr>
+            <m:e>
+              <m:r>
+                <w:rPr>
+                  <w:rFonts w:ascii="Cambria Math" w:hAnsi="Cambria Math"/>
+                </w:rPr>
+                <m:t>u</m:t>
+              </m:r>
+            </m:e>
+            <m:sub>
+              <m:r>
+                <w:rPr>
+                  <w:rFonts w:ascii="Cambria Math" w:hAnsi="Cambria Math"/>
+                </w:rPr>
+                <m:t>1</m:t>
+              </m:r>
+            </m:sub>
+          </m:sSub>
+          <m:r>
+            <w:rPr>
+              <w:rFonts w:ascii="Cambria Math" w:hAnsi="Cambria Math"/>
+            </w:rPr>
+            <m:t>=</m:t>
+          </m:r>
+          <m:sSub>
+            <m:sSubPr>
+              <m:ctrlPr>
+                <w:rPr>
+                  <w:rFonts w:ascii="Cambria Math" w:hAnsi="Cambria Math"/>
+                  <w:i/>
+                </w:rPr>
+              </m:ctrlPr>
+            </m:sSubPr>
+            <m:e>
+              <m:r>
+                <w:rPr>
+                  <w:rFonts w:ascii="Cambria Math" w:hAnsi="Cambria Math"/>
+                </w:rPr>
+                <m:t>(r</m:t>
+              </m:r>
+            </m:e>
+            <m:sub>
+              <m:r>
+                <w:rPr>
+                  <w:rFonts w:ascii="Cambria Math" w:hAnsi="Cambria Math"/>
+                </w:rPr>
+                <m:t>1</m:t>
+              </m:r>
+            </m:sub>
+          </m:sSub>
+          <m:r>
+            <w:rPr>
+              <w:rFonts w:ascii="Cambria Math" w:hAnsi="Cambria Math"/>
+            </w:rPr>
+            <m:t>-</m:t>
+          </m:r>
+          <m:sSub>
+            <m:sSubPr>
+              <m:ctrlPr>
+                <w:rPr>
+                  <w:rFonts w:ascii="Cambria Math" w:eastAsiaTheme="minorEastAsia" w:hAnsi="Cambria Math"/>
+                  <w:i/>
+                </w:rPr>
+              </m:ctrlPr>
+            </m:sSubPr>
+            <m:e>
+              <m:r>
+                <w:rPr>
+                  <w:rFonts w:ascii="Cambria Math" w:hAnsi="Cambria Math"/>
+                </w:rPr>
+                <m:t>s</m:t>
+              </m:r>
+              <m:ctrlPr>
+                <w:rPr>
+                  <w:rFonts w:ascii="Cambria Math" w:hAnsi="Cambria Math"/>
+                  <w:i/>
+                </w:rPr>
+              </m:ctrlPr>
+            </m:e>
+            <m:sub>
+              <m:r>
+                <w:rPr>
+                  <w:rFonts w:ascii="Cambria Math" w:eastAsiaTheme="minorEastAsia" w:hAnsi="Cambria Math"/>
+                </w:rPr>
+                <m:t>1</m:t>
+              </m:r>
+            </m:sub>
+          </m:sSub>
+          <m:r>
+            <w:rPr>
+              <w:rFonts w:ascii="Cambria Math" w:eastAsiaTheme="minorEastAsia" w:hAnsi="Cambria Math"/>
+            </w:rPr>
+            <m:t>*</m:t>
+          </m:r>
+          <m:sSub>
+            <m:sSubPr>
+              <m:ctrlPr>
+                <w:rPr>
+                  <w:rFonts w:ascii="Cambria Math" w:eastAsiaTheme="minorEastAsia" w:hAnsi="Cambria Math"/>
+                  <w:i/>
+                </w:rPr>
+              </m:ctrlPr>
+            </m:sSubPr>
+            <m:e>
+              <m:r>
+                <w:rPr>
+                  <w:rFonts w:ascii="Cambria Math" w:eastAsiaTheme="minorEastAsia" w:hAnsi="Cambria Math"/>
+                </w:rPr>
+                <m:t>C</m:t>
+              </m:r>
+            </m:e>
+            <m:sub>
+              <m:r>
+                <w:rPr>
+                  <w:rFonts w:ascii="Cambria Math" w:eastAsiaTheme="minorEastAsia" w:hAnsi="Cambria Math"/>
+                </w:rPr>
+                <m:t>inpatientSAM</m:t>
+              </m:r>
+            </m:sub>
+          </m:sSub>
+          <m:r>
+            <w:rPr>
+              <w:rFonts w:ascii="Cambria Math" w:eastAsiaTheme="minorEastAsia" w:hAnsi="Cambria Math"/>
+            </w:rPr>
+            <m:t>)/(1-</m:t>
+          </m:r>
+          <m:sSub>
+            <m:sSubPr>
+              <m:ctrlPr>
+                <w:rPr>
+                  <w:rFonts w:ascii="Cambria Math" w:eastAsiaTheme="minorEastAsia" w:hAnsi="Cambria Math"/>
+                  <w:i/>
+                </w:rPr>
+              </m:ctrlPr>
+            </m:sSubPr>
+            <m:e>
+              <m:r>
+                <w:rPr>
+                  <w:rFonts w:ascii="Cambria Math" w:eastAsiaTheme="minorEastAsia" w:hAnsi="Cambria Math"/>
+                </w:rPr>
+                <m:t>C</m:t>
+              </m:r>
+            </m:e>
+            <m:sub>
+              <m:r>
+                <w:rPr>
+                  <w:rFonts w:ascii="Cambria Math" w:eastAsiaTheme="minorEastAsia" w:hAnsi="Cambria Math"/>
+                </w:rPr>
+                <m:t>inpatientSAM</m:t>
+              </m:r>
+            </m:sub>
+          </m:sSub>
+          <m:r>
+            <w:rPr>
+              <w:rFonts w:ascii="Cambria Math" w:eastAsiaTheme="minorEastAsia" w:hAnsi="Cambria Math"/>
+            </w:rPr>
+            <m:t>)</m:t>
+          </m:r>
+        </m:oMath>
+      </m:oMathPara>
+    </w:p>
+    <w:p>
+      <m:oMathPara>
+        <m:oMath>
+          <m:sSub>
+            <m:sSubPr>
+              <m:ctrlPr>
+                <w:rPr>
+                  <w:rFonts w:ascii="Cambria Math" w:hAnsi="Cambria Math"/>
+                  <w:i/>
+                </w:rPr>
+              </m:ctrlPr>
+            </m:sSubPr>
+            <m:e>
+              <m:r>
+                <w:rPr>
+                  <w:rFonts w:ascii="Cambria Math" w:hAnsi="Cambria Math"/>
+                </w:rPr>
+                <m:t>r</m:t>
+              </m:r>
+            </m:e>
+            <m:sub>
+              <m:r>
+                <w:rPr>
+                  <w:rFonts w:ascii="Cambria Math" w:hAnsi="Cambria Math"/>
+                </w:rPr>
+                <m:t>cS</m:t>
+              </m:r>
+              <m:r>
+                <w:rPr>
+                  <w:rFonts w:ascii="Cambria Math" w:hAnsi="Cambria Math"/>
+                </w:rPr>
+                <m:t>AM,ux</m:t>
+              </m:r>
+            </m:sub>
+          </m:sSub>
+          <m:r>
+            <w:rPr>
+              <w:rFonts w:ascii="Cambria Math" w:hAnsi="Cambria Math"/>
+            </w:rPr>
+            <m:t>=prob to rate(</m:t>
+          </m:r>
+          <m:sSub>
+            <m:sSubPr>
+              <m:ctrlPr>
+                <w:rPr>
+                  <w:rFonts w:ascii="Cambria Math" w:hAnsi="Cambria Math"/>
+                  <w:i/>
+                </w:rPr>
+              </m:ctrlPr>
+            </m:sSubPr>
+            <m:e>
+              <m:r>
+                <w:rPr>
+                  <w:rFonts w:ascii="Cambria Math" w:hAnsi="Cambria Math"/>
+                </w:rPr>
+                <m:t>u</m:t>
+              </m:r>
+            </m:e>
+            <m:sub>
+              <m:r>
+                <w:rPr>
+                  <w:rFonts w:ascii="Cambria Math" w:hAnsi="Cambria Math"/>
+                </w:rPr>
+                <m:t>1</m:t>
+              </m:r>
+            </m:sub>
+          </m:sSub>
           <m:r>
             <w:rPr>
               <w:rFonts w:ascii="Cambria Math" w:hAnsi="Cambria Math"/>
@@ -6212,7 +8150,7 @@
 </file>
 
 <file path=word/styles.xml><?xml version="1.0" encoding="utf-8"?>
-<w:styles xmlns:mc="http://schemas.openxmlformats.org/markup-compatibility/2006" xmlns:r="http://schemas.openxmlformats.org/officeDocument/2006/relationships" xmlns:w="http://schemas.openxmlformats.org/wordprocessingml/2006/main" xmlns:w14="http://schemas.microsoft.com/office/word/2010/wordml" xmlns:w15="http://schemas.microsoft.com/office/word/2012/wordml" xmlns:w16cex="http://schemas.microsoft.com/office/word/2018/wordml/cex" xmlns:w16cid="http://schemas.microsoft.com/office/word/2016/wordml/cid" xmlns:w16="http://schemas.microsoft.com/office/word/2018/wordml" xmlns:w16sdtdh="http://schemas.microsoft.com/office/word/2020/wordml/sdtdatahash" xmlns:w16se="http://schemas.microsoft.com/office/word/2015/wordml/symex" mc:Ignorable="w14 w15 w16se w16cid w16 w16cex w16sdtdh">
+<w:styles xmlns:mc="http://schemas.openxmlformats.org/markup-compatibility/2006" xmlns:r="http://schemas.openxmlformats.org/officeDocument/2006/relationships" xmlns:w="http://schemas.openxmlformats.org/wordprocessingml/2006/main" xmlns:w14="http://schemas.microsoft.com/office/word/2010/wordml" xmlns:w15="http://schemas.microsoft.com/office/word/2012/wordml" xmlns:w16cex="http://schemas.microsoft.com/office/word/2018/wordml/cex" xmlns:w16cid="http://schemas.microsoft.com/office/word/2016/wordml/cid" xmlns:w16="http://schemas.microsoft.com/office/word/2018/wordml" xmlns:w16du="http://schemas.microsoft.com/office/word/2023/wordml/word16du" xmlns:w16sdtdh="http://schemas.microsoft.com/office/word/2020/wordml/sdtdatahash" xmlns:w16sdtfl="http://schemas.microsoft.com/office/word/2024/wordml/sdtformatlock" xmlns:w16se="http://schemas.microsoft.com/office/word/2015/wordml/symex" mc:Ignorable="w14 w15 w16se w16cid w16 w16cex w16sdtdh w16sdtfl w16du">
   <w:docDefaults>
     <w:rPrDefault>
       <w:rPr>
@@ -6613,6 +8551,7 @@
   <w:style w:type="character" w:default="1" w:styleId="DefaultParagraphFont">
     <w:name w:val="Default Paragraph Font"/>
     <w:uiPriority w:val="1"/>
+    <w:semiHidden/>
     <w:unhideWhenUsed/>
   </w:style>
   <w:style w:type="table" w:default="1" w:styleId="TableNormal">
